--- a/engine/scem_study/SCEM_Bibliography_06-08-2026.docx
+++ b/engine/scem_study/SCEM_Bibliography_06-08-2026.docx
@@ -715,7 +715,7 @@
                 <w:color w:val="1C3A36"/>
                 <w:sz w:val="14"/>
               </w:rPr>
-              <w:t>cash_fy25</w:t>
+              <w:t>capex_run_rate</w:t>
             </w:r>
           </w:p>
         </w:tc>
@@ -732,7 +732,7 @@
                 <w:color w:val="1C3A36"/>
                 <w:sz w:val="14"/>
               </w:rPr>
-              <w:t>3,850</w:t>
+              <w:t>303.211</w:t>
             </w:r>
           </w:p>
         </w:tc>
@@ -766,7 +766,7 @@
                 <w:color w:val="1C3A36"/>
                 <w:sz w:val="14"/>
               </w:rPr>
-              <w:t>FY2025 balance-sheet data from S&amp;P Global Market Intelligence as carried by two independent aggregations (stockanalysis.com, simplywall.st), which agree — FY2025 cash and equivalents EGP 3.85bn. Revision 1 derived 5,344 by dividing solved treasury income by an assumed yield and then applying an undisclosed 1.35x roll. The reported figure is obtainable at the same evidentiary standard as revenue and profit</w:t>
+              <w:t>Capex on the company's own cash-flow statements: FY2023 120.827, FY2024 526.408, FY2025 262.397, average 303.211. Revision 2 assumed 4.5-5.0% of revenue, which is 435-484mn and rising</w:t>
             </w:r>
           </w:p>
         </w:tc>
@@ -783,7 +783,7 @@
                 <w:color w:val="1C3A36"/>
                 <w:sz w:val="14"/>
               </w:rPr>
-              <w:t>2026-03-10</w:t>
+              <w:t>2025-12-31</w:t>
             </w:r>
           </w:p>
         </w:tc>
@@ -819,7 +819,7 @@
                 <w:color w:val="1C3A36"/>
                 <w:sz w:val="14"/>
               </w:rPr>
-              <w:t>clinker_factor</w:t>
+              <w:t>cash_fy25</w:t>
             </w:r>
           </w:p>
         </w:tc>
@@ -836,7 +836,7 @@
                 <w:color w:val="1C3A36"/>
                 <w:sz w:val="14"/>
               </w:rPr>
-              <w:t>0.6763</w:t>
+              <w:t>4,762.3487</w:t>
             </w:r>
           </w:p>
         </w:tc>
@@ -870,7 +870,7 @@
                 <w:color w:val="1C3A36"/>
                 <w:sz w:val="14"/>
               </w:rPr>
-              <w:t>Tonnes of clinker per tonne of cement. ANCHORED on the plant register's two capacities (2.57/3.80 = 0.676) but carried as an independent input, because blending is a real operating lever: a lower factor means more cement per tonne of clinker and less fuel per tonne of cement. Deriving it from the capacity pair made kiln capacity cancel out of cement output algebraically — the driver test caught that</w:t>
+              <w:t>Cash on hand and at banks at 31 December 2025. Audited statement of financial position at 31 December 2025, printed page 2, from the company's own website. Revision 2 used an aggregator's carry of S&amp;P Global Market Intelligence</w:t>
             </w:r>
           </w:p>
         </w:tc>
@@ -887,7 +887,7 @@
                 <w:color w:val="1C3A36"/>
                 <w:sz w:val="14"/>
               </w:rPr>
-              <w:t>2025-03-23</w:t>
+              <w:t>2025-12-31</w:t>
             </w:r>
           </w:p>
         </w:tc>
@@ -923,7 +923,7 @@
                 <w:color w:val="1C3A36"/>
                 <w:sz w:val="14"/>
               </w:rPr>
-              <w:t>debt_fy25</w:t>
+              <w:t>cash_mar26</w:t>
             </w:r>
           </w:p>
         </w:tc>
@@ -940,7 +940,7 @@
                 <w:color w:val="1C3A36"/>
                 <w:sz w:val="14"/>
               </w:rPr>
-              <w:t>36.8</w:t>
+              <w:t>5,801.9817</w:t>
             </w:r>
           </w:p>
         </w:tc>
@@ -974,7 +974,7 @@
                 <w:color w:val="1C3A36"/>
                 <w:sz w:val="14"/>
               </w:rPr>
-              <w:t>Total debt. The company is NET CASH</w:t>
+              <w:t>Cash on hand and at banks, REVIEWED interim statement of financial position as at 31 March 2026, printed page 2. This is the latest disclosed sheet and the bridge stands on it; revision 2 stood on 31-Dec-2025 and rolled it forward on an estimate</w:t>
             </w:r>
           </w:p>
         </w:tc>
@@ -991,7 +991,7 @@
                 <w:color w:val="1C3A36"/>
                 <w:sz w:val="14"/>
               </w:rPr>
-              <w:t>2026-03-10</w:t>
+              <w:t>2026-03-31</w:t>
             </w:r>
           </w:p>
         </w:tc>
@@ -1027,7 +1027,7 @@
                 <w:color w:val="1C3A36"/>
                 <w:sz w:val="14"/>
               </w:rPr>
-              <w:t>ebitda_fy24</w:t>
+              <w:t>clinker_factor</w:t>
             </w:r>
           </w:p>
         </w:tc>
@@ -1044,7 +1044,7 @@
                 <w:color w:val="1C3A36"/>
                 <w:sz w:val="14"/>
               </w:rPr>
-              <w:t>1,590</w:t>
+              <w:t>0.6763</w:t>
             </w:r>
           </w:p>
         </w:tc>
@@ -1078,7 +1078,7 @@
                 <w:color w:val="1C3A36"/>
                 <w:sz w:val="14"/>
               </w:rPr>
-              <w:t>FY2024 EBITDA, the one disclosed margin anchor</w:t>
+              <w:t>Tonnes of clinker per tonne of cement. ANCHORED on the plant register's two capacities (2.57/3.80 = 0.676) but carried as an independent input, because blending is a real operating lever: a lower factor means more cement per tonne of clinker and less fuel per tonne of cement. Deriving it from the capacity pair made kiln capacity cancel out of cement output algebraically — the driver test caught that</w:t>
             </w:r>
           </w:p>
         </w:tc>
@@ -1095,7 +1095,7 @@
                 <w:color w:val="1C3A36"/>
                 <w:sz w:val="14"/>
               </w:rPr>
-              <w:t>2026-03-10</w:t>
+              <w:t>2025-03-23</w:t>
             </w:r>
           </w:p>
         </w:tc>
@@ -1131,7 +1131,7 @@
                 <w:color w:val="1C3A36"/>
                 <w:sz w:val="14"/>
               </w:rPr>
-              <w:t>eq_fy25_rep</w:t>
+              <w:t>cost_distribution_fy25</w:t>
             </w:r>
           </w:p>
         </w:tc>
@@ -1148,7 +1148,7 @@
                 <w:color w:val="1C3A36"/>
                 <w:sz w:val="14"/>
               </w:rPr>
-              <w:t>5,240</w:t>
+              <w:t>770.5241</w:t>
             </w:r>
           </w:p>
         </w:tc>
@@ -1182,7 +1182,7 @@
                 <w:color w:val="1C3A36"/>
                 <w:sz w:val="14"/>
               </w:rPr>
-              <w:t>FY2025 balance-sheet data from S&amp;P Global Market Intelligence as carried by two independent aggregations (stockanalysis.com, simplywall.st), which agree — FY2025 shareholders' equity ~EGP 5.24bn</w:t>
+              <w:t>Note 25 'Transfer &amp; loading expenses &amp; renting cars to transport cement' 579.219496 plus 'Export expenses and quality mark' 185.690219, plus note 24's own 'Transfer &amp; loading' 5.614378, FY2025 audited statements for the year ended 31 December 2025, read from the company's own website; committed with its footings in filings_extract.py</w:t>
             </w:r>
           </w:p>
         </w:tc>
@@ -1199,7 +1199,7 @@
                 <w:color w:val="1C3A36"/>
                 <w:sz w:val="14"/>
               </w:rPr>
-              <w:t>2026-03-10</w:t>
+              <w:t>2025-12-31</w:t>
             </w:r>
           </w:p>
         </w:tc>
@@ -1235,7 +1235,7 @@
                 <w:color w:val="1C3A36"/>
                 <w:sz w:val="14"/>
               </w:rPr>
-              <w:t>mto_price</w:t>
+              <w:t>cost_fixed_fy25</w:t>
             </w:r>
           </w:p>
         </w:tc>
@@ -1252,7 +1252,7 @@
                 <w:color w:val="1C3A36"/>
                 <w:sz w:val="14"/>
               </w:rPr>
-              <w:t>41</w:t>
+              <w:t>1,270.9542</w:t>
             </w:r>
           </w:p>
         </w:tc>
@@ -1286,7 +1286,7 @@
                 <w:color w:val="1C3A36"/>
                 <w:sz w:val="14"/>
               </w:rPr>
-              <w:t>Vicat mandatory tender offer, July 2025. A disclosed reference point and an overhang, never a fair value</w:t>
+              <w:t>The rest of the disclosed cash operating cost: revenue 9,089.149688 less EBITDA 3,455.205144 less the two lines above. It is wages, maintenance, subcontractors, clay resource fees, rents, technical assistance, insurance and general administration across notes 24, 25 and 26. Revision 2 assumed USD 14.60 per tonne of installed capacity = EGP 2,762.9mn, 2.17x the company's actual fixed cost, and that single assumption is most of why its FY2025 backcast came out 355mn light on EBITDA</w:t>
             </w:r>
           </w:p>
         </w:tc>
@@ -1303,7 +1303,7 @@
                 <w:color w:val="1C3A36"/>
                 <w:sz w:val="14"/>
               </w:rPr>
-              <w:t>2025-07-28</w:t>
+              <w:t>2025-12-31</w:t>
             </w:r>
           </w:p>
         </w:tc>
@@ -1339,7 +1339,7 @@
                 <w:color w:val="1C3A36"/>
                 <w:sz w:val="14"/>
               </w:rPr>
-              <w:t>pat_fy23</w:t>
+              <w:t>cost_materials_fy25</w:t>
             </w:r>
           </w:p>
         </w:tc>
@@ -1356,7 +1356,7 @@
                 <w:color w:val="1C3A36"/>
                 <w:sz w:val="14"/>
               </w:rPr>
-              <w:t>-121.42</w:t>
+              <w:t>3,592.4662</w:t>
             </w:r>
           </w:p>
         </w:tc>
@@ -1390,7 +1390,7 @@
                 <w:color w:val="1C3A36"/>
                 <w:sz w:val="14"/>
               </w:rPr>
-              <w:t>EGX filing reported by Global Cement, cemnet/International Cement Review, Daily News Egypt and Arab Finance — FY2023 net loss after tax</w:t>
+              <w:t>Note 24, 'Raw materials, Supplies, fuel, power, packing sacks', FY2025 audited statements for the year ended 31 December 2025, read from the company's own website; committed with its footings in filings_extract.py. Revision 2 built this from four industry rules of thumb summing to EGP 2,553.7mn — 40.7% BELOW the disclosed line</w:t>
             </w:r>
           </w:p>
         </w:tc>
@@ -1407,7 +1407,7 @@
                 <w:color w:val="1C3A36"/>
                 <w:sz w:val="14"/>
               </w:rPr>
-              <w:t>2025-03-16</w:t>
+              <w:t>2025-12-31</w:t>
             </w:r>
           </w:p>
         </w:tc>
@@ -1443,7 +1443,7 @@
                 <w:color w:val="1C3A36"/>
                 <w:sz w:val="14"/>
               </w:rPr>
-              <w:t>pat_fy24</w:t>
+              <w:t>debt_fy25</w:t>
             </w:r>
           </w:p>
         </w:tc>
@@ -1460,7 +1460,7 @@
                 <w:color w:val="1C3A36"/>
                 <w:sz w:val="14"/>
               </w:rPr>
-              <w:t>3,070</w:t>
+              <w:t>137.5659</w:t>
             </w:r>
           </w:p>
         </w:tc>
@@ -1494,7 +1494,7 @@
                 <w:color w:val="1C3A36"/>
                 <w:sz w:val="14"/>
               </w:rPr>
-              <w:t>EGX filing reported by Global Cement, cemnet/International Cement Review, Daily News Egypt and Arab Finance — FY2024 net profit after tax</w:t>
+              <w:t>Lease liabilities at 31 December 2025, 111.742265 long-term and 25.823623 current. THE COMPANY HAS NO BANK BORROWINGS. Audited statement of financial position at 31 December 2025, printed page 2, from the company's own website. Revision 2 used an aggregator's carry of S&amp;P Global Market Intelligence</w:t>
             </w:r>
           </w:p>
         </w:tc>
@@ -1511,7 +1511,7 @@
                 <w:color w:val="1C3A36"/>
                 <w:sz w:val="14"/>
               </w:rPr>
-              <w:t>2025-03-16</w:t>
+              <w:t>2025-12-31</w:t>
             </w:r>
           </w:p>
         </w:tc>
@@ -1547,7 +1547,7 @@
                 <w:color w:val="1C3A36"/>
                 <w:sz w:val="14"/>
               </w:rPr>
-              <w:t>pat_fy25</w:t>
+              <w:t>debt_mar26</w:t>
             </w:r>
           </w:p>
         </w:tc>
@@ -1564,7 +1564,7 @@
                 <w:color w:val="1C3A36"/>
                 <w:sz w:val="14"/>
               </w:rPr>
-              <w:t>2,290</w:t>
+              <w:t>152.71</w:t>
             </w:r>
           </w:p>
         </w:tc>
@@ -1598,7 +1598,7 @@
                 <w:color w:val="1C3A36"/>
                 <w:sz w:val="14"/>
               </w:rPr>
-              <w:t>EGX filing reported by Global Cement, cemnet/International Cement Review, Daily News Egypt and Arab Finance — FY2025 net profit after tax</w:t>
+              <w:t>Lease liabilities, 137.620919 long-term and 15.089045 current, reviewed sheet at 31 March 2026. THE COMPANY HAS NO BANK BORROWINGS AT EITHER DATE — the whole of its interest-bearing debt is leases under EAS 49</w:t>
             </w:r>
           </w:p>
         </w:tc>
@@ -1615,7 +1615,7 @@
                 <w:color w:val="1C3A36"/>
                 <w:sz w:val="14"/>
               </w:rPr>
-              <w:t>2026-03-10</w:t>
+              <w:t>2026-03-31</w:t>
             </w:r>
           </w:p>
         </w:tc>
@@ -1651,7 +1651,7 @@
                 <w:color w:val="1C3A36"/>
                 <w:sz w:val="14"/>
               </w:rPr>
-              <w:t>rev_fy23</w:t>
+              <w:t>dep_rate_disclosed</w:t>
             </w:r>
           </w:p>
         </w:tc>
@@ -1668,7 +1668,7 @@
                 <w:color w:val="1C3A36"/>
                 <w:sz w:val="14"/>
               </w:rPr>
-              <w:t>4,280</w:t>
+              <w:t>0.0386</w:t>
             </w:r>
           </w:p>
         </w:tc>
@@ -1702,7 +1702,7 @@
                 <w:color w:val="1C3A36"/>
                 <w:sz w:val="14"/>
               </w:rPr>
-              <w:t>EGX filing reported by Global Cement, cemnet/International Cement Review, Daily News Egypt and Arab Finance — FY2023 net sales</w:t>
+              <w:t>The weighted depreciation rate implied by note 3/2's disclosed rates on note 4's own gross-cost mix: buildings 2-2.5%, machinery 5%, vehicles and tools 20%, furniture 10-25%. It reproduces the filed FY2025 charge to within 1.2% (121.3 against 122.6), which is what makes it a sourced forward rule rather than an assumption</w:t>
             </w:r>
           </w:p>
         </w:tc>
@@ -1719,7 +1719,7 @@
                 <w:color w:val="1C3A36"/>
                 <w:sz w:val="14"/>
               </w:rPr>
-              <w:t>2025-03-16</w:t>
+              <w:t>2025-12-31</w:t>
             </w:r>
           </w:p>
         </w:tc>
@@ -1755,7 +1755,7 @@
                 <w:color w:val="1C3A36"/>
                 <w:sz w:val="14"/>
               </w:rPr>
-              <w:t>rev_fy24</w:t>
+              <w:t>ebitda_fy24</w:t>
             </w:r>
           </w:p>
         </w:tc>
@@ -1772,7 +1772,7 @@
                 <w:color w:val="1C3A36"/>
                 <w:sz w:val="14"/>
               </w:rPr>
-              <w:t>6,420</w:t>
+              <w:t>1,590</w:t>
             </w:r>
           </w:p>
         </w:tc>
@@ -1806,7 +1806,7 @@
                 <w:color w:val="1C3A36"/>
                 <w:sz w:val="14"/>
               </w:rPr>
-              <w:t>EGX filing reported by Global Cement, cemnet/International Cement Review, Daily News Egypt and Arab Finance — FY2024 net sales</w:t>
+              <w:t>FY2024 EBITDA, the one disclosed margin anchor</w:t>
             </w:r>
           </w:p>
         </w:tc>
@@ -1823,7 +1823,7 @@
                 <w:color w:val="1C3A36"/>
                 <w:sz w:val="14"/>
               </w:rPr>
-              <w:t>2025-03-16</w:t>
+              <w:t>2026-03-10</w:t>
             </w:r>
           </w:p>
         </w:tc>
@@ -1859,7 +1859,7 @@
                 <w:color w:val="1C3A36"/>
                 <w:sz w:val="14"/>
               </w:rPr>
-              <w:t>rev_fy25</w:t>
+              <w:t>eq_fy25_rep</w:t>
             </w:r>
           </w:p>
         </w:tc>
@@ -1876,7 +1876,7 @@
                 <w:color w:val="1C3A36"/>
                 <w:sz w:val="14"/>
               </w:rPr>
-              <w:t>9,090</w:t>
+              <w:t>6,020.3387</w:t>
             </w:r>
           </w:p>
         </w:tc>
@@ -1910,7 +1910,7 @@
                 <w:color w:val="1C3A36"/>
                 <w:sz w:val="14"/>
               </w:rPr>
-              <w:t>EGX filing reported by Global Cement, cemnet/International Cement Review, Daily News Egypt and Arab Finance — FY2025 revenue, +41.4%</w:t>
+              <w:t>Total shareholders' equity at 31 December 2025, footing across capital, reserves, retained earnings and the year's profit. Audited statement of financial position at 31 December 2025, printed page 2, from the company's own website. Revision 2 used an aggregator's carry of S&amp;P Global Market Intelligence</w:t>
             </w:r>
           </w:p>
         </w:tc>
@@ -1927,7 +1927,7 @@
                 <w:color w:val="1C3A36"/>
                 <w:sz w:val="14"/>
               </w:rPr>
-              <w:t>2026-03-10</w:t>
+              <w:t>2025-12-31</w:t>
             </w:r>
           </w:p>
         </w:tc>
@@ -1963,7 +1963,7 @@
                 <w:color w:val="1C3A36"/>
                 <w:sz w:val="14"/>
               </w:rPr>
-              <w:t>shares_fy23</w:t>
+              <w:t>eq_mar26</w:t>
             </w:r>
           </w:p>
         </w:tc>
@@ -1980,7 +1980,7 @@
                 <w:color w:val="1C3A36"/>
                 <w:sz w:val="14"/>
               </w:rPr>
-              <w:t>133.07</w:t>
+              <w:t>7,134.8177</w:t>
             </w:r>
           </w:p>
         </w:tc>
@@ -2014,7 +2014,7 @@
                 <w:color w:val="1C3A36"/>
                 <w:sz w:val="14"/>
               </w:rPr>
-              <w:t>Weighted-average shares FY2023, pre-rights-issue. Corroborated by the 2022 tender offer (56.063mn = 42.12%) and by disclosed EPS</w:t>
+              <w:t>Total equity, reviewed sheet at 31 March 2026</w:t>
             </w:r>
           </w:p>
         </w:tc>
@@ -2031,7 +2031,7 @@
                 <w:color w:val="1C3A36"/>
                 <w:sz w:val="14"/>
               </w:rPr>
-              <w:t>2025-03-16</w:t>
+              <w:t>2026-03-31</w:t>
             </w:r>
           </w:p>
         </w:tc>
@@ -2067,7 +2067,7 @@
                 <w:color w:val="1C3A36"/>
                 <w:sz w:val="14"/>
               </w:rPr>
-              <w:t>shares_fy24</w:t>
+              <w:t>gross_fixed_fy25</w:t>
             </w:r>
           </w:p>
         </w:tc>
@@ -2084,7 +2084,7 @@
                 <w:color w:val="1C3A36"/>
                 <w:sz w:val="14"/>
               </w:rPr>
-              <w:t>133.07</w:t>
+              <w:t>3,140.8552</w:t>
             </w:r>
           </w:p>
         </w:tc>
@@ -2118,7 +2118,7 @@
                 <w:color w:val="1C3A36"/>
                 <w:sz w:val="14"/>
               </w:rPr>
-              <w:t>Weighted-average shares FY2024. Disclosed EPS of EGP 23.13 on attributable profit implies 132.7mn</w:t>
+              <w:t>Note 4, gross cost of fixed assets at 31-Dec-2025, footing across five classes audited statements for the year ended 31 December 2025, read from the company's own website; committed with its footings in filings_extract.py</w:t>
             </w:r>
           </w:p>
         </w:tc>
@@ -2135,7 +2135,7 @@
                 <w:color w:val="1C3A36"/>
                 <w:sz w:val="14"/>
               </w:rPr>
-              <w:t>2025-03-16</w:t>
+              <w:t>2025-12-31</w:t>
             </w:r>
           </w:p>
         </w:tc>
@@ -2171,7 +2171,7 @@
                 <w:color w:val="1C3A36"/>
                 <w:sz w:val="14"/>
               </w:rPr>
-              <w:t>shares_fy25</w:t>
+              <w:t>mto_price</w:t>
             </w:r>
           </w:p>
         </w:tc>
@@ -2188,7 +2188,7 @@
                 <w:color w:val="1C3A36"/>
                 <w:sz w:val="14"/>
               </w:rPr>
-              <w:t>222</w:t>
+              <w:t>41</w:t>
             </w:r>
           </w:p>
         </w:tc>
@@ -2222,7 +2222,7 @@
                 <w:color w:val="1C3A36"/>
                 <w:sz w:val="14"/>
               </w:rPr>
-              <w:t>Weighted-average shares FY2025, the rights issue having completed during the year</w:t>
+              <w:t>Vicat mandatory tender offer, July 2025. A disclosed reference point and an overhang, never a fair value</w:t>
             </w:r>
           </w:p>
         </w:tc>
@@ -2239,7 +2239,7 @@
                 <w:color w:val="1C3A36"/>
                 <w:sz w:val="14"/>
               </w:rPr>
-              <w:t>2026-03-10</w:t>
+              <w:t>2025-07-28</w:t>
             </w:r>
           </w:p>
         </w:tc>
@@ -2275,7 +2275,7 @@
                 <w:color w:val="1C3A36"/>
                 <w:sz w:val="14"/>
               </w:rPr>
-              <w:t>shares_mn</w:t>
+              <w:t>pat_fy23</w:t>
             </w:r>
           </w:p>
         </w:tc>
@@ -2292,7 +2292,7 @@
                 <w:color w:val="1C3A36"/>
                 <w:sz w:val="14"/>
               </w:rPr>
-              <w:t>260.8125</w:t>
+              <w:t>-117.5816</w:t>
             </w:r>
           </w:p>
         </w:tc>
@@ -2326,7 +2326,7 @@
                 <w:color w:val="1C3A36"/>
                 <w:sz w:val="14"/>
               </w:rPr>
-              <w:t>260,812,477 shares, corroborated FIVE ways: issued capital EGP 2,608,124,770 at EGP 10 par; the Jul-2025 tender offer of 58,416,664 shares at 22.4%; quoted market capitalisation over price; and the reconstruction 133.07mn pre-issue + 127.74mn subscribed. Revision 1 wrongly described the pre-issue count as 92.61mn by subtracting shares OFFERED (168.20mn) instead of shares SUBSCRIBED (127.74mn, a 75.95% take-up)</w:t>
+              <w:t>Audited statement of profit or loss for the year ended 31 December 2023 (the comparative column of the FY2024 filing), printed page 3, read from the company's own website and committed with its footings in filings_extract.py. Revision 2 used a trade-press figure relayed from an EGX filing it had not read</w:t>
             </w:r>
           </w:p>
         </w:tc>
@@ -2343,7 +2343,7 @@
                 <w:color w:val="1C3A36"/>
                 <w:sz w:val="14"/>
               </w:rPr>
-              <w:t>2025-07-28</w:t>
+              <w:t>2025-12-31</w:t>
             </w:r>
           </w:p>
         </w:tc>
@@ -2379,7 +2379,7 @@
                 <w:color w:val="1C3A36"/>
                 <w:sz w:val="14"/>
               </w:rPr>
-              <w:t>swcc_eur</w:t>
+              <w:t>pat_fy24</w:t>
             </w:r>
           </w:p>
         </w:tc>
@@ -2396,7 +2396,7 @@
                 <w:color w:val="1C3A36"/>
                 <w:sz w:val="14"/>
               </w:rPr>
-              <w:t>30</w:t>
+              <w:t>3,072.3618</w:t>
             </w:r>
           </w:p>
         </w:tc>
@@ -2430,7 +2430,7 @@
                 <w:color w:val="1C3A36"/>
                 <w:sz w:val="14"/>
               </w:rPr>
-              <w:t>EUR 30mn for the 25.40% Sinai White stake, completed 13-Aug-2024</w:t>
+              <w:t>Audited statement of profit or loss for the year ended 31 December 2024, printed page 3, read from the company's own website and committed with its footings in filings_extract.py. Revision 2 used a trade-press figure relayed from an EGX filing it had not read</w:t>
             </w:r>
           </w:p>
         </w:tc>
@@ -2447,7 +2447,7 @@
                 <w:color w:val="1C3A36"/>
                 <w:sz w:val="14"/>
               </w:rPr>
-              <w:t>2024-08-13</w:t>
+              <w:t>2025-12-31</w:t>
             </w:r>
           </w:p>
         </w:tc>
@@ -2483,7 +2483,7 @@
                 <w:color w:val="1C3A36"/>
                 <w:sz w:val="14"/>
               </w:rPr>
-              <w:t>ta_fy24</w:t>
+              <w:t>pat_fy25</w:t>
             </w:r>
           </w:p>
         </w:tc>
@@ -2500,7 +2500,7 @@
                 <w:color w:val="1C3A36"/>
                 <w:sz w:val="14"/>
               </w:rPr>
-              <w:t>6,385.92</w:t>
+              <w:t>2,284.539</w:t>
             </w:r>
           </w:p>
         </w:tc>
@@ -2534,7 +2534,7 @@
                 <w:color w:val="1C3A36"/>
                 <w:sz w:val="14"/>
               </w:rPr>
-              <w:t>EGX filing reported by Global Cement, cemnet/International Cement Review, Daily News Egypt and Arab Finance — FY2024 total assets</w:t>
+              <w:t>Audited statement of profit or loss for the year ended 31 December 2025, printed page 3, read from the company's own website and committed with its footings in filings_extract.py. Revision 2 used a trade-press figure relayed from an EGX filing it had not read</w:t>
             </w:r>
           </w:p>
         </w:tc>
@@ -2551,7 +2551,7 @@
                 <w:color w:val="1C3A36"/>
                 <w:sz w:val="14"/>
               </w:rPr>
-              <w:t>2025-03-16</w:t>
+              <w:t>2025-12-31</w:t>
             </w:r>
           </w:p>
         </w:tc>
@@ -2587,7 +2587,7 @@
                 <w:color w:val="1C3A36"/>
                 <w:sz w:val="14"/>
               </w:rPr>
-              <w:t>tax_eff</w:t>
+              <w:t>rev_fy23</w:t>
             </w:r>
           </w:p>
         </w:tc>
@@ -2604,7 +2604,7 @@
                 <w:color w:val="1C3A36"/>
                 <w:sz w:val="14"/>
               </w:rPr>
-              <w:t>0.32</w:t>
+              <w:t>4,285.4702</w:t>
             </w:r>
           </w:p>
         </w:tc>
@@ -2638,7 +2638,7 @@
                 <w:color w:val="1C3A36"/>
                 <w:sz w:val="14"/>
               </w:rPr>
-              <w:t>EFFECTIVE tax rate on the FY2025 closure. Disclosed pre-tax profit of 3,378.7 against profit after tax of 2,298.2 gives 32.0%. Revision 1 used the statutory 22.5% here, which understated every derived operating line</w:t>
+              <w:t>Audited statement of profit or loss for the year ended 31 December 2023 (the comparative column of the FY2024 filing), printed page 3, read from the company's own website and committed with its footings in filings_extract.py. Revision 2 used a trade-press figure relayed from an EGX filing it had not read</w:t>
             </w:r>
           </w:p>
         </w:tc>
@@ -2655,7 +2655,7 @@
                 <w:color w:val="1C3A36"/>
                 <w:sz w:val="14"/>
               </w:rPr>
-              <w:t>2026-03-10</w:t>
+              <w:t>2025-12-31</w:t>
             </w:r>
           </w:p>
         </w:tc>
@@ -2691,7 +2691,7 @@
                 <w:color w:val="1C3A36"/>
                 <w:sz w:val="14"/>
               </w:rPr>
-              <w:t>tl_fy24</w:t>
+              <w:t>rev_fy24</w:t>
             </w:r>
           </w:p>
         </w:tc>
@@ -2708,7 +2708,7 @@
                 <w:color w:val="1C3A36"/>
                 <w:sz w:val="14"/>
               </w:rPr>
-              <w:t>1,610.86</w:t>
+              <w:t>6,428.0119</w:t>
             </w:r>
           </w:p>
         </w:tc>
@@ -2742,7 +2742,7 @@
                 <w:color w:val="1C3A36"/>
                 <w:sz w:val="14"/>
               </w:rPr>
-              <w:t>EGX filing reported by Global Cement, cemnet/International Cement Review, Daily News Egypt and Arab Finance — FY2024 total liabilities; the triple closes to equity of 4,775.06 exactly</w:t>
+              <w:t>Audited statement of profit or loss for the year ended 31 December 2024, printed page 3, read from the company's own website and committed with its footings in filings_extract.py. Revision 2 used a trade-press figure relayed from an EGX filing it had not read</w:t>
             </w:r>
           </w:p>
         </w:tc>
@@ -2759,7 +2759,7 @@
                 <w:color w:val="1C3A36"/>
                 <w:sz w:val="14"/>
               </w:rPr>
-              <w:t>2025-03-16</w:t>
+              <w:t>2025-12-31</w:t>
             </w:r>
           </w:p>
         </w:tc>
@@ -2795,7 +2795,7 @@
                 <w:color w:val="1C3A36"/>
                 <w:sz w:val="14"/>
               </w:rPr>
-              <w:t>bagged_share</w:t>
+              <w:t>rev_fy25</w:t>
             </w:r>
           </w:p>
         </w:tc>
@@ -2812,7 +2812,7 @@
                 <w:color w:val="1C3A36"/>
                 <w:sz w:val="14"/>
               </w:rPr>
-              <w:t>0.7</w:t>
+              <w:t>9,089.1497</w:t>
             </w:r>
           </w:p>
         </w:tc>
@@ -2829,7 +2829,7 @@
                 <w:color w:val="1C3A36"/>
                 <w:sz w:val="14"/>
               </w:rPr>
-              <w:t>Industry</w:t>
+              <w:t>Company</w:t>
             </w:r>
           </w:p>
         </w:tc>
@@ -2846,7 +2846,7 @@
                 <w:color w:val="1C3A36"/>
                 <w:sz w:val="14"/>
               </w:rPr>
-              <w:t>Bagged share of Egyptian despatches</w:t>
+              <w:t>Audited statement of profit or loss for the year ended 31 December 2025, printed page 3, read from the company's own website and committed with its footings in filings_extract.py. Revision 2 used a trade-press figure relayed from an EGX filing it had not read</w:t>
             </w:r>
           </w:p>
         </w:tc>
@@ -2863,7 +2863,7 @@
                 <w:color w:val="1C3A36"/>
                 <w:sz w:val="14"/>
               </w:rPr>
-              <w:t>2026-08-06</w:t>
+              <w:t>2025-12-31</w:t>
             </w:r>
           </w:p>
         </w:tc>
@@ -2899,7 +2899,7 @@
                 <w:color w:val="1C3A36"/>
                 <w:sz w:val="14"/>
               </w:rPr>
-              <w:t>domestic_share</w:t>
+              <w:t>shares_fy23</w:t>
             </w:r>
           </w:p>
         </w:tc>
@@ -2916,7 +2916,7 @@
                 <w:color w:val="1C3A36"/>
                 <w:sz w:val="14"/>
               </w:rPr>
-              <w:t>0.88, 0.87, 0.86, 0.85, 0.84, 0.83</w:t>
+              <w:t>133.07</w:t>
             </w:r>
           </w:p>
         </w:tc>
@@ -2933,7 +2933,7 @@
                 <w:color w:val="1C3A36"/>
                 <w:sz w:val="14"/>
               </w:rPr>
-              <w:t>Industry</w:t>
+              <w:t>Company</w:t>
             </w:r>
           </w:p>
         </w:tc>
@@ -2950,7 +2950,7 @@
                 <w:color w:val="1C3A36"/>
                 <w:sz w:val="14"/>
               </w:rPr>
-              <w:t>Domestic share of despatches</w:t>
+              <w:t>Weighted-average shares FY2023, pre-rights-issue. Corroborated by the 2022 tender offer (56.063mn = 42.12%) and by disclosed EPS</w:t>
             </w:r>
           </w:p>
         </w:tc>
@@ -2967,7 +2967,7 @@
                 <w:color w:val="1C3A36"/>
                 <w:sz w:val="14"/>
               </w:rPr>
-              <w:t>2026-01-01</w:t>
+              <w:t>2025-03-16</w:t>
             </w:r>
           </w:p>
         </w:tc>
@@ -3003,7 +3003,7 @@
                 <w:color w:val="1C3A36"/>
                 <w:sz w:val="14"/>
               </w:rPr>
-              <w:t>egy_capacity_mt</w:t>
+              <w:t>shares_fy24</w:t>
             </w:r>
           </w:p>
         </w:tc>
@@ -3020,7 +3020,7 @@
                 <w:color w:val="1C3A36"/>
                 <w:sz w:val="14"/>
               </w:rPr>
-              <w:t>76</w:t>
+              <w:t>133.07</w:t>
             </w:r>
           </w:p>
         </w:tc>
@@ -3037,7 +3037,7 @@
                 <w:color w:val="1C3A36"/>
                 <w:sz w:val="14"/>
               </w:rPr>
-              <w:t>Industry</w:t>
+              <w:t>Company</w:t>
             </w:r>
           </w:p>
         </w:tc>
@@ -3054,7 +3054,7 @@
                 <w:color w:val="1C3A36"/>
                 <w:sz w:val="14"/>
               </w:rPr>
-              <w:t>Egyptian nameplate capacity</w:t>
+              <w:t>Weighted-average shares FY2024. Disclosed EPS of EGP 23.13 on attributable profit implies 132.7mn</w:t>
             </w:r>
           </w:p>
         </w:tc>
@@ -3071,7 +3071,7 @@
                 <w:color w:val="1C3A36"/>
                 <w:sz w:val="14"/>
               </w:rPr>
-              <w:t>2025-10-01</w:t>
+              <w:t>2025-03-16</w:t>
             </w:r>
           </w:p>
         </w:tc>
@@ -3107,7 +3107,7 @@
                 <w:color w:val="1C3A36"/>
                 <w:sz w:val="14"/>
               </w:rPr>
-              <w:t>egy_cons_mt</w:t>
+              <w:t>shares_fy25</w:t>
             </w:r>
           </w:p>
         </w:tc>
@@ -3124,7 +3124,7 @@
                 <w:color w:val="1C3A36"/>
                 <w:sz w:val="14"/>
               </w:rPr>
-              <w:t>54</w:t>
+              <w:t>222</w:t>
             </w:r>
           </w:p>
         </w:tc>
@@ -3141,7 +3141,7 @@
                 <w:color w:val="1C3A36"/>
                 <w:sz w:val="14"/>
               </w:rPr>
-              <w:t>Industry</w:t>
+              <w:t>Company</w:t>
             </w:r>
           </w:p>
         </w:tc>
@@ -3158,7 +3158,7 @@
                 <w:color w:val="1C3A36"/>
                 <w:sz w:val="14"/>
               </w:rPr>
-              <w:t>Egyptian domestic consumption 2025</w:t>
+              <w:t>Weighted-average shares FY2025, the rights issue having completed during the year</w:t>
             </w:r>
           </w:p>
         </w:tc>
@@ -3175,7 +3175,7 @@
                 <w:color w:val="1C3A36"/>
                 <w:sz w:val="14"/>
               </w:rPr>
-              <w:t>2025-10-01</w:t>
+              <w:t>2026-03-10</w:t>
             </w:r>
           </w:p>
         </w:tc>
@@ -3211,7 +3211,7 @@
                 <w:color w:val="1C3A36"/>
                 <w:sz w:val="14"/>
               </w:rPr>
-              <w:t>egy_exports_mt</w:t>
+              <w:t>shares_mn</w:t>
             </w:r>
           </w:p>
         </w:tc>
@@ -3228,7 +3228,7 @@
                 <w:color w:val="1C3A36"/>
                 <w:sz w:val="14"/>
               </w:rPr>
-              <w:t>18.5</w:t>
+              <w:t>260.8125</w:t>
             </w:r>
           </w:p>
         </w:tc>
@@ -3245,7 +3245,7 @@
                 <w:color w:val="1C3A36"/>
                 <w:sz w:val="14"/>
               </w:rPr>
-              <w:t>Industry</w:t>
+              <w:t>Company</w:t>
             </w:r>
           </w:p>
         </w:tc>
@@ -3262,7 +3262,7 @@
                 <w:color w:val="1C3A36"/>
                 <w:sz w:val="14"/>
               </w:rPr>
-              <w:t>Egyptian cement and clinker exports 2025</w:t>
+              <w:t>260,812,477 shares, corroborated FIVE ways: issued capital EGP 2,608,124,770 at EGP 10 par; the Jul-2025 tender offer of 58,416,664 shares at 22.4%; quoted market capitalisation over price; and the reconstruction 133.07mn pre-issue + 127.74mn subscribed. Revision 1 wrongly described the pre-issue count as 92.61mn by subtracting shares OFFERED (168.20mn) instead of shares SUBSCRIBED (127.74mn, a 75.95% take-up)</w:t>
             </w:r>
           </w:p>
         </w:tc>
@@ -3279,7 +3279,7 @@
                 <w:color w:val="1C3A36"/>
                 <w:sz w:val="14"/>
               </w:rPr>
-              <w:t>2026-01-01</w:t>
+              <w:t>2025-07-28</w:t>
             </w:r>
           </w:p>
         </w:tc>
@@ -3315,7 +3315,7 @@
                 <w:color w:val="1C3A36"/>
                 <w:sz w:val="14"/>
               </w:rPr>
-              <w:t>egy_prod_mt</w:t>
+              <w:t>swcc_eur</w:t>
             </w:r>
           </w:p>
         </w:tc>
@@ -3332,7 +3332,7 @@
                 <w:color w:val="1C3A36"/>
                 <w:sz w:val="14"/>
               </w:rPr>
-              <w:t>65</w:t>
+              <w:t>30</w:t>
             </w:r>
           </w:p>
         </w:tc>
@@ -3349,7 +3349,7 @@
                 <w:color w:val="1C3A36"/>
                 <w:sz w:val="14"/>
               </w:rPr>
-              <w:t>Industry</w:t>
+              <w:t>Company</w:t>
             </w:r>
           </w:p>
         </w:tc>
@@ -3366,7 +3366,7 @@
                 <w:color w:val="1C3A36"/>
                 <w:sz w:val="14"/>
               </w:rPr>
-              <w:t>Egyptian cement production 2025</w:t>
+              <w:t>EUR 30mn for the 25.40% Sinai White stake, completed 13-Aug-2024</w:t>
             </w:r>
           </w:p>
         </w:tc>
@@ -3383,7 +3383,7 @@
                 <w:color w:val="1C3A36"/>
                 <w:sz w:val="14"/>
               </w:rPr>
-              <w:t>2026-01-01</w:t>
+              <w:t>2024-08-13</w:t>
             </w:r>
           </w:p>
         </w:tc>
@@ -3419,7 +3419,7 @@
                 <w:color w:val="1C3A36"/>
                 <w:sz w:val="14"/>
               </w:rPr>
-              <w:t>egy_revival_mt</w:t>
+              <w:t>ta_fy24</w:t>
             </w:r>
           </w:p>
         </w:tc>
@@ -3436,7 +3436,7 @@
                 <w:color w:val="1C3A36"/>
                 <w:sz w:val="14"/>
               </w:rPr>
-              <w:t>12.6</w:t>
+              <w:t>6,385.92</w:t>
             </w:r>
           </w:p>
         </w:tc>
@@ -3453,7 +3453,7 @@
                 <w:color w:val="1C3A36"/>
                 <w:sz w:val="14"/>
               </w:rPr>
-              <w:t>Industry</w:t>
+              <w:t>Company</w:t>
             </w:r>
           </w:p>
         </w:tc>
@@ -3470,7 +3470,7 @@
                 <w:color w:val="1C3A36"/>
                 <w:sz w:val="14"/>
               </w:rPr>
-              <w:t>Dormant capacity under revival from 2H-2026</w:t>
+              <w:t>EGX filing reported by Global Cement, cemnet/International Cement Review, Daily News Egypt and Arab Finance — FY2024 total assets</w:t>
             </w:r>
           </w:p>
         </w:tc>
@@ -3487,7 +3487,7 @@
                 <w:color w:val="1C3A36"/>
                 <w:sz w:val="14"/>
               </w:rPr>
-              <w:t>2025-10-01</w:t>
+              <w:t>2025-03-16</w:t>
             </w:r>
           </w:p>
         </w:tc>
@@ -3523,7 +3523,7 @@
                 <w:color w:val="1C3A36"/>
                 <w:sz w:val="14"/>
               </w:rPr>
-              <w:t>fuel_usd_gj</w:t>
+              <w:t>tax_eff</w:t>
             </w:r>
           </w:p>
         </w:tc>
@@ -3540,7 +3540,7 @@
                 <w:color w:val="1C3A36"/>
                 <w:sz w:val="14"/>
               </w:rPr>
-              <w:t>4</w:t>
+              <w:t>0.32</w:t>
             </w:r>
           </w:p>
         </w:tc>
@@ -3557,7 +3557,7 @@
                 <w:color w:val="1C3A36"/>
                 <w:sz w:val="14"/>
               </w:rPr>
-              <w:t>Industry</w:t>
+              <w:t>Company</w:t>
             </w:r>
           </w:p>
         </w:tc>
@@ -3574,7 +3574,7 @@
                 <w:color w:val="1C3A36"/>
                 <w:sz w:val="14"/>
               </w:rPr>
-              <w:t>Delivered solid fuel, petcoke/coal ~USD 128/t at ~32 GJ/t</w:t>
+              <w:t>EFFECTIVE tax rate on the FY2025 closure. Disclosed pre-tax profit of 3,378.7 against profit after tax of 2,298.2 gives 32.0%. Revision 1 used the statutory 22.5% here, which understated every derived operating line</w:t>
             </w:r>
           </w:p>
         </w:tc>
@@ -3591,7 +3591,7 @@
                 <w:color w:val="1C3A36"/>
                 <w:sz w:val="14"/>
               </w:rPr>
-              <w:t>2026-08-06</w:t>
+              <w:t>2026-03-10</w:t>
             </w:r>
           </w:p>
         </w:tc>
@@ -3627,7 +3627,7 @@
                 <w:color w:val="1C3A36"/>
                 <w:sz w:val="14"/>
               </w:rPr>
-              <w:t>packaging_egp_t</w:t>
+              <w:t>tl_fy24</w:t>
             </w:r>
           </w:p>
         </w:tc>
@@ -3644,7 +3644,7 @@
                 <w:color w:val="1C3A36"/>
                 <w:sz w:val="14"/>
               </w:rPr>
-              <w:t>55</w:t>
+              <w:t>1,610.86</w:t>
             </w:r>
           </w:p>
         </w:tc>
@@ -3661,7 +3661,7 @@
                 <w:color w:val="1C3A36"/>
                 <w:sz w:val="14"/>
               </w:rPr>
-              <w:t>Industry</w:t>
+              <w:t>Company</w:t>
             </w:r>
           </w:p>
         </w:tc>
@@ -3678,7 +3678,7 @@
                 <w:color w:val="1C3A36"/>
                 <w:sz w:val="14"/>
               </w:rPr>
-              <w:t>Bag cost per tonne of bagged cement</w:t>
+              <w:t>EGX filing reported by Global Cement, cemnet/International Cement Review, Daily News Egypt and Arab Finance — FY2024 total liabilities; the triple closes to equity of 4,775.06 exactly</w:t>
             </w:r>
           </w:p>
         </w:tc>
@@ -3695,7 +3695,7 @@
                 <w:color w:val="1C3A36"/>
                 <w:sz w:val="14"/>
               </w:rPr>
-              <w:t>2026-08-06</w:t>
+              <w:t>2025-03-16</w:t>
             </w:r>
           </w:p>
         </w:tc>
@@ -3731,7 +3731,7 @@
                 <w:color w:val="1C3A36"/>
                 <w:sz w:val="14"/>
               </w:rPr>
-              <w:t>peer_arcc_pat</w:t>
+              <w:t>bagged_share</w:t>
             </w:r>
           </w:p>
         </w:tc>
@@ -3748,7 +3748,7 @@
                 <w:color w:val="1C3A36"/>
                 <w:sz w:val="14"/>
               </w:rPr>
-              <w:t>3,600</w:t>
+              <w:t>0.7</w:t>
             </w:r>
           </w:p>
         </w:tc>
@@ -3782,7 +3782,7 @@
                 <w:color w:val="1C3A36"/>
                 <w:sz w:val="14"/>
               </w:rPr>
-              <w:t>Arabian Cement FY2025 consolidated profit</w:t>
+              <w:t>Bagged share of Egyptian despatches</w:t>
             </w:r>
           </w:p>
         </w:tc>
@@ -3799,7 +3799,7 @@
                 <w:color w:val="1C3A36"/>
                 <w:sz w:val="14"/>
               </w:rPr>
-              <w:t>2026-03-01</w:t>
+              <w:t>2026-08-06</w:t>
             </w:r>
           </w:p>
         </w:tc>
@@ -3835,7 +3835,7 @@
                 <w:color w:val="1C3A36"/>
                 <w:sz w:val="14"/>
               </w:rPr>
-              <w:t>peer_mbsc_eps</w:t>
+              <w:t>domestic_share</w:t>
             </w:r>
           </w:p>
         </w:tc>
@@ -3852,7 +3852,7 @@
                 <w:color w:val="1C3A36"/>
                 <w:sz w:val="14"/>
               </w:rPr>
-              <w:t>61.25</w:t>
+              <w:t>0.88, 0.87, 0.86, 0.85, 0.84, 0.83</w:t>
             </w:r>
           </w:p>
         </w:tc>
@@ -3886,7 +3886,7 @@
                 <w:color w:val="1C3A36"/>
                 <w:sz w:val="14"/>
               </w:rPr>
-              <w:t>Misr Beni Suef FY2025 EPS</w:t>
+              <w:t>Domestic share of despatches</w:t>
             </w:r>
           </w:p>
         </w:tc>
@@ -3903,7 +3903,7 @@
                 <w:color w:val="1C3A36"/>
                 <w:sz w:val="14"/>
               </w:rPr>
-              <w:t>2026-03-01</w:t>
+              <w:t>2026-01-01</w:t>
             </w:r>
           </w:p>
         </w:tc>
@@ -3939,7 +3939,7 @@
                 <w:color w:val="1C3A36"/>
                 <w:sz w:val="14"/>
               </w:rPr>
-              <w:t>peer_mbsc_evebitda</w:t>
+              <w:t>egy_capacity_mt</w:t>
             </w:r>
           </w:p>
         </w:tc>
@@ -3956,7 +3956,7 @@
                 <w:color w:val="1C3A36"/>
                 <w:sz w:val="14"/>
               </w:rPr>
-              <w:t>5.03</w:t>
+              <w:t>76</w:t>
             </w:r>
           </w:p>
         </w:tc>
@@ -3990,7 +3990,7 @@
                 <w:color w:val="1C3A36"/>
                 <w:sz w:val="14"/>
               </w:rPr>
-              <w:t>Misr Beni Suef EV/EBITDA as quoted. Carried with a caution: no enterprise value, EBITDA or net-cash figure is published for it, and pairing it with the stated profit implies a 68% EBITDA margin, which no cement company earns</w:t>
+              <w:t>Egyptian nameplate capacity</w:t>
             </w:r>
           </w:p>
         </w:tc>
@@ -4007,7 +4007,7 @@
                 <w:color w:val="1C3A36"/>
                 <w:sz w:val="14"/>
               </w:rPr>
-              <w:t>2026-08-06</w:t>
+              <w:t>2025-10-01</w:t>
             </w:r>
           </w:p>
         </w:tc>
@@ -4043,7 +4043,7 @@
                 <w:color w:val="1C3A36"/>
                 <w:sz w:val="14"/>
               </w:rPr>
-              <w:t>peer_mbsc_mcap</w:t>
+              <w:t>egy_cons_mt</w:t>
             </w:r>
           </w:p>
         </w:tc>
@@ -4060,7 +4060,7 @@
                 <w:color w:val="1C3A36"/>
                 <w:sz w:val="14"/>
               </w:rPr>
-              <w:t>13,730</w:t>
+              <w:t>54</w:t>
             </w:r>
           </w:p>
         </w:tc>
@@ -4094,7 +4094,7 @@
                 <w:color w:val="1C3A36"/>
                 <w:sz w:val="14"/>
               </w:rPr>
-              <w:t>Misr Beni Suef market capitalisation</w:t>
+              <w:t>Egyptian domestic consumption 2025</w:t>
             </w:r>
           </w:p>
         </w:tc>
@@ -4111,7 +4111,7 @@
                 <w:color w:val="1C3A36"/>
                 <w:sz w:val="14"/>
               </w:rPr>
-              <w:t>2026-08-06</w:t>
+              <w:t>2025-10-01</w:t>
             </w:r>
           </w:p>
         </w:tc>
@@ -4147,7 +4147,7 @@
                 <w:color w:val="1C3A36"/>
                 <w:sz w:val="14"/>
               </w:rPr>
-              <w:t>peer_mbsc_pat</w:t>
+              <w:t>egy_exports_mt</w:t>
             </w:r>
           </w:p>
         </w:tc>
@@ -4164,7 +4164,7 @@
                 <w:color w:val="1C3A36"/>
                 <w:sz w:val="14"/>
               </w:rPr>
-              <w:t>3,946</w:t>
+              <w:t>18.5</w:t>
             </w:r>
           </w:p>
         </w:tc>
@@ -4198,7 +4198,7 @@
                 <w:color w:val="1C3A36"/>
                 <w:sz w:val="14"/>
               </w:rPr>
-              <w:t>Misr Beni Suef FY2025 attributable profit</w:t>
+              <w:t>Egyptian cement and clinker exports 2025</w:t>
             </w:r>
           </w:p>
         </w:tc>
@@ -4215,7 +4215,7 @@
                 <w:color w:val="1C3A36"/>
                 <w:sz w:val="14"/>
               </w:rPr>
-              <w:t>2026-03-01</w:t>
+              <w:t>2026-01-01</w:t>
             </w:r>
           </w:p>
         </w:tc>
@@ -4251,7 +4251,7 @@
                 <w:color w:val="1C3A36"/>
                 <w:sz w:val="14"/>
               </w:rPr>
-              <w:t>peer_mbsc_pe</w:t>
+              <w:t>egy_prod_mt</w:t>
             </w:r>
           </w:p>
         </w:tc>
@@ -4268,7 +4268,7 @@
                 <w:color w:val="1C3A36"/>
                 <w:sz w:val="14"/>
               </w:rPr>
-              <w:t>3.48</w:t>
+              <w:t>65</w:t>
             </w:r>
           </w:p>
         </w:tc>
@@ -4302,7 +4302,7 @@
                 <w:color w:val="1C3A36"/>
                 <w:sz w:val="14"/>
               </w:rPr>
-              <w:t>Misr Beni Suef trailing price/earnings RECOMPUTED as market capitalisation over attributable profit. The 6.44x printed by data providers cannot be reconciled with the market capitalisation printed beside it — 6.44 x 3,946 = 25,412 against a stated 13,730</w:t>
+              <w:t>Egyptian cement production 2025</w:t>
             </w:r>
           </w:p>
         </w:tc>
@@ -4319,7 +4319,7 @@
                 <w:color w:val="1C3A36"/>
                 <w:sz w:val="14"/>
               </w:rPr>
-              <w:t>2026-08-06</w:t>
+              <w:t>2026-01-01</w:t>
             </w:r>
           </w:p>
         </w:tc>
@@ -4355,7 +4355,7 @@
                 <w:color w:val="1C3A36"/>
                 <w:sz w:val="14"/>
               </w:rPr>
-              <w:t>peer_mbsc_rev</w:t>
+              <w:t>egy_revival_mt</w:t>
             </w:r>
           </w:p>
         </w:tc>
@@ -4372,7 +4372,7 @@
                 <w:color w:val="1C3A36"/>
                 <w:sz w:val="14"/>
               </w:rPr>
-              <w:t>5,700</w:t>
+              <w:t>12.6</w:t>
             </w:r>
           </w:p>
         </w:tc>
@@ -4406,7 +4406,7 @@
                 <w:color w:val="1C3A36"/>
                 <w:sz w:val="14"/>
               </w:rPr>
-              <w:t>Misr Beni Suef FY2025 net sales</w:t>
+              <w:t>Dormant capacity under revival from 2H-2026</w:t>
             </w:r>
           </w:p>
         </w:tc>
@@ -4423,7 +4423,7 @@
                 <w:color w:val="1C3A36"/>
                 <w:sz w:val="14"/>
               </w:rPr>
-              <w:t>2026-03-01</w:t>
+              <w:t>2025-10-01</w:t>
             </w:r>
           </w:p>
         </w:tc>
@@ -4459,7 +4459,7 @@
                 <w:color w:val="1C3A36"/>
                 <w:sz w:val="14"/>
               </w:rPr>
-              <w:t>power_kwh_t_cement</w:t>
+              <w:t>fuel_usd_gj</w:t>
             </w:r>
           </w:p>
         </w:tc>
@@ -4476,7 +4476,7 @@
                 <w:color w:val="1C3A36"/>
                 <w:sz w:val="14"/>
               </w:rPr>
-              <w:t>100</w:t>
+              <w:t>4</w:t>
             </w:r>
           </w:p>
         </w:tc>
@@ -4510,7 +4510,7 @@
                 <w:color w:val="1C3A36"/>
                 <w:sz w:val="14"/>
               </w:rPr>
-              <w:t>Specific electrical energy, 90-110 kWh/t cement</w:t>
+              <w:t>Delivered solid fuel, petcoke/coal ~USD 128/t at ~32 GJ/t</w:t>
             </w:r>
           </w:p>
         </w:tc>
@@ -4563,7 +4563,7 @@
                 <w:color w:val="1C3A36"/>
                 <w:sz w:val="14"/>
               </w:rPr>
-              <w:t>price_dom_egp_t</w:t>
+              <w:t>packaging_egp_t</w:t>
             </w:r>
           </w:p>
         </w:tc>
@@ -4580,7 +4580,7 @@
                 <w:color w:val="1C3A36"/>
                 <w:sz w:val="14"/>
               </w:rPr>
-              <w:t>3,503, 3,713, 3,880, 4,074, 4,297, 4,512</w:t>
+              <w:t>55</w:t>
             </w:r>
           </w:p>
         </w:tc>
@@ -4614,7 +4614,7 @@
                 <w:color w:val="1C3A36"/>
                 <w:sz w:val="14"/>
               </w:rPr>
-              <w:t>Domestic realised price ex-works. FY2025 is the level the disclosed revenue implies given the volume build — 13.9% below the ~EGP 4,070/t market average, which is what an ex-works price net of freight and rebates looks like. The path then grows 4.5-6.0% nominal, a REAL decline against CBE inflation</w:t>
+              <w:t>Bag cost per tonne of bagged cement</w:t>
             </w:r>
           </w:p>
         </w:tc>
@@ -4631,7 +4631,7 @@
                 <w:color w:val="1C3A36"/>
                 <w:sz w:val="14"/>
               </w:rPr>
-              <w:t>2026-01-01</w:t>
+              <w:t>2026-08-06</w:t>
             </w:r>
           </w:p>
         </w:tc>
@@ -4667,7 +4667,7 @@
                 <w:color w:val="1C3A36"/>
                 <w:sz w:val="14"/>
               </w:rPr>
-              <w:t>price_exp_usd_t</w:t>
+              <w:t>peer_arcc_pat</w:t>
             </w:r>
           </w:p>
         </w:tc>
@@ -4684,7 +4684,7 @@
                 <w:color w:val="1C3A36"/>
                 <w:sz w:val="14"/>
               </w:rPr>
-              <w:t>48, 47, 46, 45.5, 45, 45</w:t>
+              <w:t>3,600</w:t>
             </w:r>
           </w:p>
         </w:tc>
@@ -4718,7 +4718,7 @@
                 <w:color w:val="1C3A36"/>
                 <w:sz w:val="14"/>
               </w:rPr>
-              <w:t>Export FOB per tonne, declining because the EU carbon border mechanism raises the landed cost of Egyptian cement into Europe from 2026</w:t>
+              <w:t>Arabian Cement FY2025 consolidated profit</w:t>
             </w:r>
           </w:p>
         </w:tc>
@@ -4735,7 +4735,7 @@
                 <w:color w:val="1C3A36"/>
                 <w:sz w:val="14"/>
               </w:rPr>
-              <w:t>2026-01-01</w:t>
+              <w:t>2026-03-01</w:t>
             </w:r>
           </w:p>
         </w:tc>
@@ -4771,7 +4771,7 @@
                 <w:color w:val="1C3A36"/>
                 <w:sz w:val="14"/>
               </w:rPr>
-              <w:t>rawmat_egp_t</w:t>
+              <w:t>peer_mbsc_eps</w:t>
             </w:r>
           </w:p>
         </w:tc>
@@ -4788,7 +4788,7 @@
                 <w:color w:val="1C3A36"/>
                 <w:sz w:val="14"/>
               </w:rPr>
-              <w:t>190</w:t>
+              <w:t>61.25</w:t>
             </w:r>
           </w:p>
         </w:tc>
@@ -4822,7 +4822,7 @@
                 <w:color w:val="1C3A36"/>
                 <w:sz w:val="14"/>
               </w:rPr>
-              <w:t>Quarrying, raw meal and additives per tonne of cement</w:t>
+              <w:t>Misr Beni Suef FY2025 EPS</w:t>
             </w:r>
           </w:p>
         </w:tc>
@@ -4839,7 +4839,7 @@
                 <w:color w:val="1C3A36"/>
                 <w:sz w:val="14"/>
               </w:rPr>
-              <w:t>2026-08-06</w:t>
+              <w:t>2026-03-01</w:t>
             </w:r>
           </w:p>
         </w:tc>
@@ -4875,7 +4875,7 @@
                 <w:color w:val="1C3A36"/>
                 <w:sz w:val="14"/>
               </w:rPr>
-              <w:t>repl_usd_t</w:t>
+              <w:t>peer_mbsc_evebitda</w:t>
             </w:r>
           </w:p>
         </w:tc>
@@ -4892,7 +4892,7 @@
                 <w:color w:val="1C3A36"/>
                 <w:sz w:val="14"/>
               </w:rPr>
-              <w:t>130</w:t>
+              <w:t>5.03</w:t>
             </w:r>
           </w:p>
         </w:tc>
@@ -4926,7 +4926,7 @@
                 <w:color w:val="1C3A36"/>
                 <w:sz w:val="14"/>
               </w:rPr>
-              <w:t>Replacement cost per annual tonne of CEMENT capacity, USD 120-150 band</w:t>
+              <w:t>Misr Beni Suef EV/EBITDA as quoted. Carried with a caution: no enterprise value, EBITDA or net-cash figure is published for it, and pairing it with the stated profit implies a 68% EBITDA margin, which no cement company earns</w:t>
             </w:r>
           </w:p>
         </w:tc>
@@ -4979,7 +4979,7 @@
                 <w:color w:val="1C3A36"/>
                 <w:sz w:val="14"/>
               </w:rPr>
-              <w:t>thermal_gj_t_clinker</w:t>
+              <w:t>peer_mbsc_mcap</w:t>
             </w:r>
           </w:p>
         </w:tc>
@@ -4996,7 +4996,7 @@
                 <w:color w:val="1C3A36"/>
                 <w:sz w:val="14"/>
               </w:rPr>
-              <w:t>3.4</w:t>
+              <w:t>13,730</w:t>
             </w:r>
           </w:p>
         </w:tc>
@@ -5030,7 +5030,7 @@
                 <w:color w:val="1C3A36"/>
                 <w:sz w:val="14"/>
               </w:rPr>
-              <w:t>Specific thermal energy, 3.2-3.6 GJ/t clinker for a dry preheater/precalciner kiln</w:t>
+              <w:t>Misr Beni Suef market capitalisation</w:t>
             </w:r>
           </w:p>
         </w:tc>
@@ -5083,7 +5083,7 @@
                 <w:color w:val="1C3A36"/>
                 <w:sz w:val="14"/>
               </w:rPr>
-              <w:t>cost_infl</w:t>
+              <w:t>peer_mbsc_pat</w:t>
             </w:r>
           </w:p>
         </w:tc>
@@ -5100,7 +5100,7 @@
                 <w:color w:val="1C3A36"/>
                 <w:sz w:val="14"/>
               </w:rPr>
-              <w:t>1, 1.14, 1.265, 1.365, 1.45, 1.53</w:t>
+              <w:t>3,946</w:t>
             </w:r>
           </w:p>
         </w:tc>
@@ -5117,7 +5117,7 @@
                 <w:color w:val="1C3A36"/>
                 <w:sz w:val="14"/>
               </w:rPr>
-              <w:t>Country</w:t>
+              <w:t>Industry</w:t>
             </w:r>
           </w:p>
         </w:tc>
@@ -5134,7 +5134,7 @@
                 <w:color w:val="1C3A36"/>
                 <w:sz w:val="14"/>
               </w:rPr>
-              <w:t>Cumulative local cost inflation index on the EGP cost lines</w:t>
+              <w:t>Misr Beni Suef FY2025 attributable profit</w:t>
             </w:r>
           </w:p>
         </w:tc>
@@ -5151,7 +5151,7 @@
                 <w:color w:val="1C3A36"/>
                 <w:sz w:val="14"/>
               </w:rPr>
-              <w:t>2026-06-10</w:t>
+              <w:t>2026-03-01</w:t>
             </w:r>
           </w:p>
         </w:tc>
@@ -5187,7 +5187,7 @@
                 <w:color w:val="1C3A36"/>
                 <w:sz w:val="14"/>
               </w:rPr>
-              <w:t>egp_per_eur_aug24</w:t>
+              <w:t>peer_mbsc_pe</w:t>
             </w:r>
           </w:p>
         </w:tc>
@@ -5204,7 +5204,7 @@
                 <w:color w:val="1C3A36"/>
                 <w:sz w:val="14"/>
               </w:rPr>
-              <w:t>53.4</w:t>
+              <w:t>3.48</w:t>
             </w:r>
           </w:p>
         </w:tc>
@@ -5221,7 +5221,7 @@
                 <w:color w:val="1C3A36"/>
                 <w:sz w:val="14"/>
               </w:rPr>
-              <w:t>Country</w:t>
+              <w:t>Industry</w:t>
             </w:r>
           </w:p>
         </w:tc>
@@ -5238,7 +5238,7 @@
                 <w:color w:val="1C3A36"/>
                 <w:sz w:val="14"/>
               </w:rPr>
-              <w:t>EGP per EUR at completion</w:t>
+              <w:t>Misr Beni Suef trailing price/earnings RECOMPUTED as market capitalisation over attributable profit. The 6.44x printed by data providers cannot be reconciled with the market capitalisation printed beside it — 6.44 x 3,946 = 25,412 against a stated 13,730</w:t>
             </w:r>
           </w:p>
         </w:tc>
@@ -5255,7 +5255,7 @@
                 <w:color w:val="1C3A36"/>
                 <w:sz w:val="14"/>
               </w:rPr>
-              <w:t>2024-08-13</w:t>
+              <w:t>2026-08-06</w:t>
             </w:r>
           </w:p>
         </w:tc>
@@ -5291,7 +5291,7 @@
                 <w:color w:val="1C3A36"/>
                 <w:sz w:val="14"/>
               </w:rPr>
-              <w:t>erp_cds</w:t>
+              <w:t>peer_mbsc_rev</w:t>
             </w:r>
           </w:p>
         </w:tc>
@@ -5308,7 +5308,7 @@
                 <w:color w:val="1C3A36"/>
                 <w:sz w:val="14"/>
               </w:rPr>
-              <w:t>0.0941</w:t>
+              <w:t>5,700</w:t>
             </w:r>
           </w:p>
         </w:tc>
@@ -5325,7 +5325,7 @@
                 <w:color w:val="1C3A36"/>
                 <w:sz w:val="14"/>
               </w:rPr>
-              <w:t>Country</w:t>
+              <w:t>Industry</w:t>
             </w:r>
           </w:p>
         </w:tc>
@@ -5342,7 +5342,7 @@
                 <w:color w:val="1C3A36"/>
                 <w:sz w:val="14"/>
               </w:rPr>
-              <w:t>Damodaran Egypt, CDS-BASED, January-2026: mature-market 4.23% + 3.40% x (9.71/6.37) = 9.4127%. Revision 1 cited 'Damodaran, Egypt row' without naming the variant; a checker following that citation lands on the rating-based 13.94%</w:t>
+              <w:t>Misr Beni Suef FY2025 net sales</w:t>
             </w:r>
           </w:p>
         </w:tc>
@@ -5359,7 +5359,7 @@
                 <w:color w:val="1C3A36"/>
                 <w:sz w:val="14"/>
               </w:rPr>
-              <w:t>2026-01-05</w:t>
+              <w:t>2026-03-01</w:t>
             </w:r>
           </w:p>
         </w:tc>
@@ -5395,7 +5395,7 @@
                 <w:color w:val="1C3A36"/>
                 <w:sz w:val="14"/>
               </w:rPr>
-              <w:t>fx</w:t>
+              <w:t>power_kwh_t_cement</w:t>
             </w:r>
           </w:p>
         </w:tc>
@@ -5412,7 +5412,7 @@
                 <w:color w:val="1C3A36"/>
                 <w:sz w:val="14"/>
               </w:rPr>
-              <w:t>49.8</w:t>
+              <w:t>100</w:t>
             </w:r>
           </w:p>
         </w:tc>
@@ -5429,7 +5429,7 @@
                 <w:color w:val="1C3A36"/>
                 <w:sz w:val="14"/>
               </w:rPr>
-              <w:t>Country</w:t>
+              <w:t>Industry</w:t>
             </w:r>
           </w:p>
         </w:tc>
@@ -5446,7 +5446,7 @@
                 <w:color w:val="1C3A36"/>
                 <w:sz w:val="14"/>
               </w:rPr>
-              <w:t>USD/EGP</w:t>
+              <w:t>Specific electrical energy, 90-110 kWh/t cement</w:t>
             </w:r>
           </w:p>
         </w:tc>
@@ -5499,7 +5499,7 @@
                 <w:color w:val="1C3A36"/>
                 <w:sz w:val="14"/>
               </w:rPr>
-              <w:t>power_tariff</w:t>
+              <w:t>price_dom_egp_t</w:t>
             </w:r>
           </w:p>
         </w:tc>
@@ -5516,7 +5516,7 @@
                 <w:color w:val="1C3A36"/>
                 <w:sz w:val="14"/>
               </w:rPr>
-              <w:t>2.6</w:t>
+              <w:t>3,503, 3,713, 3,880, 4,074, 4,297, 4,512</w:t>
             </w:r>
           </w:p>
         </w:tc>
@@ -5533,7 +5533,7 @@
                 <w:color w:val="1C3A36"/>
                 <w:sz w:val="14"/>
               </w:rPr>
-              <w:t>Country</w:t>
+              <w:t>Industry</w:t>
             </w:r>
           </w:p>
         </w:tc>
@@ -5550,7 +5550,7 @@
                 <w:color w:val="1C3A36"/>
                 <w:sz w:val="14"/>
               </w:rPr>
-              <w:t>Egyptian industrial electricity tariff after subsidy reform</w:t>
+              <w:t>Domestic realised price ex-works. FY2025 is the level the disclosed revenue implies given the volume build — 13.9% below the ~EGP 4,070/t market average, which is what an ex-works price net of freight and rebates looks like. The path then grows 4.5-6.0% nominal, a REAL decline against CBE inflation</w:t>
             </w:r>
           </w:p>
         </w:tc>
@@ -5567,7 +5567,7 @@
                 <w:color w:val="1C3A36"/>
                 <w:sz w:val="14"/>
               </w:rPr>
-              <w:t>2026-08-06</w:t>
+              <w:t>2026-01-01</w:t>
             </w:r>
           </w:p>
         </w:tc>
@@ -5603,7 +5603,7 @@
                 <w:color w:val="1C3A36"/>
                 <w:sz w:val="14"/>
               </w:rPr>
-              <w:t>rf</w:t>
+              <w:t>price_exp_usd_t</w:t>
             </w:r>
           </w:p>
         </w:tc>
@@ -5620,7 +5620,7 @@
                 <w:color w:val="1C3A36"/>
                 <w:sz w:val="14"/>
               </w:rPr>
-              <w:t>0.2231</w:t>
+              <w:t>48, 47, 46, 45.5, 45, 45</w:t>
             </w:r>
           </w:p>
         </w:tc>
@@ -5637,7 +5637,7 @@
                 <w:color w:val="1C3A36"/>
                 <w:sz w:val="14"/>
               </w:rPr>
-              <w:t>Country</w:t>
+              <w:t>Industry</w:t>
             </w:r>
           </w:p>
         </w:tc>
@@ -5654,7 +5654,7 @@
                 <w:color w:val="1C3A36"/>
                 <w:sz w:val="14"/>
               </w:rPr>
-              <w:t>Egypt 10-year local-currency government yield</w:t>
+              <w:t>Export FOB per tonne, declining because the EU carbon border mechanism raises the landed cost of Egyptian cement into Europe from 2026</w:t>
             </w:r>
           </w:p>
         </w:tc>
@@ -5671,7 +5671,7 @@
                 <w:color w:val="1C3A36"/>
                 <w:sz w:val="14"/>
               </w:rPr>
-              <w:t>2026-07-21</w:t>
+              <w:t>2026-01-01</w:t>
             </w:r>
           </w:p>
         </w:tc>
@@ -5707,7 +5707,7 @@
                 <w:color w:val="1C3A36"/>
                 <w:sz w:val="14"/>
               </w:rPr>
-              <w:t>sov_spread_cds</w:t>
+              <w:t>rawmat_egp_t</w:t>
             </w:r>
           </w:p>
         </w:tc>
@@ -5724,7 +5724,7 @@
                 <w:color w:val="1C3A36"/>
                 <w:sz w:val="14"/>
               </w:rPr>
-              <w:t>0.034</w:t>
+              <w:t>190</w:t>
             </w:r>
           </w:p>
         </w:tc>
@@ -5741,7 +5741,7 @@
                 <w:color w:val="1C3A36"/>
                 <w:sz w:val="14"/>
               </w:rPr>
-              <w:t>Country</w:t>
+              <w:t>Industry</w:t>
             </w:r>
           </w:p>
         </w:tc>
@@ -5758,7 +5758,7 @@
                 <w:color w:val="1C3A36"/>
                 <w:sz w:val="14"/>
               </w:rPr>
-              <w:t>Egypt CDS-implied sovereign default spread, Damodaran January-2026, CDS column. NETTED OUT of the local risk-free rate so sovereign default risk is not charged twice. One reviewer called this a manipulation; two others cleared it explicitly, and it is Damodaran's own construction — the country premium in the ERP is DERIVED from this same spread</w:t>
+              <w:t>Quarrying, raw meal and additives per tonne of cement</w:t>
             </w:r>
           </w:p>
         </w:tc>
@@ -5775,7 +5775,7 @@
                 <w:color w:val="1C3A36"/>
                 <w:sz w:val="14"/>
               </w:rPr>
-              <w:t>2026-01-05</w:t>
+              <w:t>2026-08-06</w:t>
             </w:r>
           </w:p>
         </w:tc>
@@ -5811,7 +5811,7 @@
                 <w:color w:val="1C3A36"/>
                 <w:sz w:val="14"/>
               </w:rPr>
-              <w:t>tax_stat</w:t>
+              <w:t>repl_usd_t</w:t>
             </w:r>
           </w:p>
         </w:tc>
@@ -5828,7 +5828,7 @@
                 <w:color w:val="1C3A36"/>
                 <w:sz w:val="14"/>
               </w:rPr>
-              <w:t>0.225</w:t>
+              <w:t>130</w:t>
             </w:r>
           </w:p>
         </w:tc>
@@ -5845,7 +5845,7 @@
                 <w:color w:val="1C3A36"/>
                 <w:sz w:val="14"/>
               </w:rPr>
-              <w:t>Country</w:t>
+              <w:t>Industry</w:t>
             </w:r>
           </w:p>
         </w:tc>
@@ -5862,7 +5862,7 @@
                 <w:color w:val="1C3A36"/>
                 <w:sz w:val="14"/>
               </w:rPr>
-              <w:t>Egypt statutory corporate income tax</w:t>
+              <w:t>Replacement cost per annual tonne of CEMENT capacity, USD 120-150 band</w:t>
             </w:r>
           </w:p>
         </w:tc>
@@ -5879,7 +5879,7 @@
                 <w:color w:val="1C3A36"/>
                 <w:sz w:val="14"/>
               </w:rPr>
-              <w:t>2026</w:t>
+              <w:t>2026-08-06</w:t>
             </w:r>
           </w:p>
         </w:tc>
@@ -5915,7 +5915,7 @@
                 <w:color w:val="1C3A36"/>
                 <w:sz w:val="14"/>
               </w:rPr>
-              <w:t>beta</w:t>
+              <w:t>thermal_gj_t_clinker</w:t>
             </w:r>
           </w:p>
         </w:tc>
@@ -5932,7 +5932,7 @@
                 <w:color w:val="1C3A36"/>
                 <w:sz w:val="14"/>
               </w:rPr>
-              <w:t>1</w:t>
+              <w:t>3.4</w:t>
             </w:r>
           </w:p>
         </w:tc>
@@ -5949,7 +5949,7 @@
                 <w:color w:val="1C3A36"/>
                 <w:sz w:val="14"/>
               </w:rPr>
-              <w:t>House</w:t>
+              <w:t>Industry</w:t>
             </w:r>
           </w:p>
         </w:tc>
@@ -5966,7 +5966,7 @@
                 <w:color w:val="1C3A36"/>
                 <w:sz w:val="14"/>
               </w:rPr>
-              <w:t>Adopted beta. The own-stock regression FAILS the usability gate (R-squared 0.038 against a 0.05 floor) though n=256 and SE 0.153 both pass. The lead-lag corrected estimate is 0.837 and its 90% interval contains 1.00. Rounding up to 1.00 COSTS 1.84% of the central; that price is now stated rather than left implicit</w:t>
+              <w:t>Specific thermal energy, 3.2-3.6 GJ/t clinker for a dry preheater/precalciner kiln</w:t>
             </w:r>
           </w:p>
         </w:tc>
@@ -6019,7 +6019,7 @@
                 <w:color w:val="1C3A36"/>
                 <w:sz w:val="14"/>
               </w:rPr>
-              <w:t>capex_pct</w:t>
+              <w:t>cost_infl</w:t>
             </w:r>
           </w:p>
         </w:tc>
@@ -6036,7 +6036,7 @@
                 <w:color w:val="1C3A36"/>
                 <w:sz w:val="14"/>
               </w:rPr>
-              <w:t>0.05, 0.048, 0.047, 0.046, 0.045</w:t>
+              <w:t>1, 1.14, 1.265, 1.365, 1.45, 1.53</w:t>
             </w:r>
           </w:p>
         </w:tc>
@@ -6053,7 +6053,7 @@
                 <w:color w:val="1C3A36"/>
                 <w:sz w:val="14"/>
               </w:rPr>
-              <w:t>House</w:t>
+              <w:t>Country</w:t>
             </w:r>
           </w:p>
         </w:tc>
@@ -6070,7 +6070,7 @@
                 <w:color w:val="1C3A36"/>
                 <w:sz w:val="14"/>
               </w:rPr>
-              <w:t>Capex as a share of revenue. No capital-expenditure disclosure is obtainable</w:t>
+              <w:t>Cumulative local cost inflation index on the EGP cost lines</w:t>
             </w:r>
           </w:p>
         </w:tc>
@@ -6087,7 +6087,7 @@
                 <w:color w:val="1C3A36"/>
                 <w:sz w:val="14"/>
               </w:rPr>
-              <w:t>2026-08-06</w:t>
+              <w:t>2026-06-10</w:t>
             </w:r>
           </w:p>
         </w:tc>
@@ -6123,7 +6123,7 @@
                 <w:color w:val="1C3A36"/>
                 <w:sz w:val="14"/>
               </w:rPr>
-              <w:t>cash_growth_fy25</w:t>
+              <w:t>egp_per_eur_aug24</w:t>
             </w:r>
           </w:p>
         </w:tc>
@@ -6140,7 +6140,7 @@
                 <w:color w:val="1C3A36"/>
                 <w:sz w:val="14"/>
               </w:rPr>
-              <w:t>1</w:t>
+              <w:t>53.4</w:t>
             </w:r>
           </w:p>
         </w:tc>
@@ -6157,7 +6157,7 @@
                 <w:color w:val="1C3A36"/>
                 <w:sz w:val="14"/>
               </w:rPr>
-              <w:t>House</w:t>
+              <w:t>Country</w:t>
             </w:r>
           </w:p>
         </w:tc>
@@ -6174,7 +6174,7 @@
                 <w:color w:val="1C3A36"/>
                 <w:sz w:val="14"/>
               </w:rPr>
-              <w:t>RETIRED in revision 2 — cash is now the reported balance, not a rolled derivation. Kept at 1.0 so nothing scales it</w:t>
+              <w:t>EGP per EUR at completion</w:t>
             </w:r>
           </w:p>
         </w:tc>
@@ -6191,7 +6191,7 @@
                 <w:color w:val="1C3A36"/>
                 <w:sz w:val="14"/>
               </w:rPr>
-              <w:t>2026-08-06</w:t>
+              <w:t>2024-08-13</w:t>
             </w:r>
           </w:p>
         </w:tc>
@@ -6227,7 +6227,7 @@
                 <w:color w:val="1C3A36"/>
                 <w:sz w:val="14"/>
               </w:rPr>
-              <w:t>cash_yield</w:t>
+              <w:t>erp_cds</w:t>
             </w:r>
           </w:p>
         </w:tc>
@@ -6244,7 +6244,7 @@
                 <w:color w:val="1C3A36"/>
                 <w:sz w:val="14"/>
               </w:rPr>
-              <w:t>0.19, 0.17, 0.15, 0.135, 0.125</w:t>
+              <w:t>0.0941</w:t>
             </w:r>
           </w:p>
         </w:tc>
@@ -6261,7 +6261,7 @@
                 <w:color w:val="1C3A36"/>
                 <w:sz w:val="14"/>
               </w:rPr>
-              <w:t>House</w:t>
+              <w:t>Country</w:t>
             </w:r>
           </w:p>
         </w:tc>
@@ -6278,7 +6278,7 @@
                 <w:color w:val="1C3A36"/>
                 <w:sz w:val="14"/>
               </w:rPr>
-              <w:t>Yield earned on cash</w:t>
+              <w:t>Damodaran Egypt, CDS-BASED, January-2026: mature-market 4.23% + 3.40% x (9.71/6.37) = 9.4127%. Revision 1 cited 'Damodaran, Egypt row' without naming the variant; a checker following that citation lands on the rating-based 13.94%</w:t>
             </w:r>
           </w:p>
         </w:tc>
@@ -6295,7 +6295,7 @@
                 <w:color w:val="1C3A36"/>
                 <w:sz w:val="14"/>
               </w:rPr>
-              <w:t>2026-08-06</w:t>
+              <w:t>2026-01-05</w:t>
             </w:r>
           </w:p>
         </w:tc>
@@ -6331,7 +6331,7 @@
                 <w:color w:val="1C3A36"/>
                 <w:sz w:val="14"/>
               </w:rPr>
-              <w:t>cash_yield_fy25</w:t>
+              <w:t>fx</w:t>
             </w:r>
           </w:p>
         </w:tc>
@@ -6348,7 +6348,7 @@
                 <w:color w:val="1C3A36"/>
                 <w:sz w:val="14"/>
               </w:rPr>
-              <w:t>0.21</w:t>
+              <w:t>49.8</w:t>
             </w:r>
           </w:p>
         </w:tc>
@@ -6365,7 +6365,7 @@
                 <w:color w:val="1C3A36"/>
                 <w:sz w:val="14"/>
               </w:rPr>
-              <w:t>House</w:t>
+              <w:t>Country</w:t>
             </w:r>
           </w:p>
         </w:tc>
@@ -6382,7 +6382,7 @@
                 <w:color w:val="1C3A36"/>
                 <w:sz w:val="14"/>
               </w:rPr>
-              <w:t>Yield earned on cash through FY2025</w:t>
+              <w:t>USD/EGP</w:t>
             </w:r>
           </w:p>
         </w:tc>
@@ -6435,7 +6435,7 @@
                 <w:color w:val="1C3A36"/>
                 <w:sz w:val="14"/>
               </w:rPr>
-              <w:t>distribution_egp_t</w:t>
+              <w:t>power_tariff</w:t>
             </w:r>
           </w:p>
         </w:tc>
@@ -6452,7 +6452,7 @@
                 <w:color w:val="1C3A36"/>
                 <w:sz w:val="14"/>
               </w:rPr>
-              <w:t>250</w:t>
+              <w:t>2.6</w:t>
             </w:r>
           </w:p>
         </w:tc>
@@ -6469,7 +6469,7 @@
                 <w:color w:val="1C3A36"/>
                 <w:sz w:val="14"/>
               </w:rPr>
-              <w:t>House</w:t>
+              <w:t>Country</w:t>
             </w:r>
           </w:p>
         </w:tc>
@@ -6486,7 +6486,7 @@
                 <w:color w:val="1C3A36"/>
                 <w:sz w:val="14"/>
               </w:rPr>
-              <w:t>Outbound freight and selling per tonne, set above a typical Egyptian plant because El Hassana is distant from the Cairo and Delta demand centres</w:t>
+              <w:t>Egyptian industrial electricity tariff after subsidy reform</w:t>
             </w:r>
           </w:p>
         </w:tc>
@@ -6539,7 +6539,7 @@
                 <w:color w:val="1C3A36"/>
                 <w:sz w:val="14"/>
               </w:rPr>
-              <w:t>dna_pct</w:t>
+              <w:t>rf</w:t>
             </w:r>
           </w:p>
         </w:tc>
@@ -6556,7 +6556,7 @@
                 <w:color w:val="1C3A36"/>
                 <w:sz w:val="14"/>
               </w:rPr>
-              <w:t>0.046, 0.045, 0.044, 0.043, 0.042</w:t>
+              <w:t>0.2231</w:t>
             </w:r>
           </w:p>
         </w:tc>
@@ -6573,7 +6573,7 @@
                 <w:color w:val="1C3A36"/>
                 <w:sz w:val="14"/>
               </w:rPr>
-              <w:t>House</w:t>
+              <w:t>Country</w:t>
             </w:r>
           </w:p>
         </w:tc>
@@ -6590,7 +6590,7 @@
                 <w:color w:val="1C3A36"/>
                 <w:sz w:val="14"/>
               </w:rPr>
-              <w:t>D&amp;A as a share of revenue</w:t>
+              <w:t>Egypt 10-year local-currency government yield</w:t>
             </w:r>
           </w:p>
         </w:tc>
@@ -6607,7 +6607,7 @@
                 <w:color w:val="1C3A36"/>
                 <w:sz w:val="14"/>
               </w:rPr>
-              <w:t>2026-08-06</w:t>
+              <w:t>2026-07-21</w:t>
             </w:r>
           </w:p>
         </w:tc>
@@ -6643,7 +6643,7 @@
                 <w:color w:val="1C3A36"/>
                 <w:sz w:val="14"/>
               </w:rPr>
-              <w:t>erp_term</w:t>
+              <w:t>sov_spread_cds</w:t>
             </w:r>
           </w:p>
         </w:tc>
@@ -6660,7 +6660,7 @@
                 <w:color w:val="1C3A36"/>
                 <w:sz w:val="14"/>
               </w:rPr>
-              <w:t>0.07</w:t>
+              <w:t>0.034</w:t>
             </w:r>
           </w:p>
         </w:tc>
@@ -6677,7 +6677,7 @@
                 <w:color w:val="1C3A36"/>
                 <w:sz w:val="14"/>
               </w:rPr>
-              <w:t>House</w:t>
+              <w:t>Country</w:t>
             </w:r>
           </w:p>
         </w:tc>
@@ -6694,7 +6694,7 @@
                 <w:color w:val="1C3A36"/>
                 <w:sz w:val="14"/>
               </w:rPr>
-              <w:t>Terminal equity risk premium, normalised below the crisis level</w:t>
+              <w:t>Egypt CDS-implied sovereign default spread, Damodaran January-2026, CDS column. NETTED OUT of the local risk-free rate so sovereign default risk is not charged twice. One reviewer called this a manipulation; two others cleared it explicitly, and it is Damodaran's own construction — the country premium in the ERP is DERIVED from this same spread</w:t>
             </w:r>
           </w:p>
         </w:tc>
@@ -6711,7 +6711,7 @@
                 <w:color w:val="1C3A36"/>
                 <w:sz w:val="14"/>
               </w:rPr>
-              <w:t>2026-08-06</w:t>
+              <w:t>2026-01-05</w:t>
             </w:r>
           </w:p>
         </w:tc>
@@ -6747,7 +6747,7 @@
                 <w:color w:val="1C3A36"/>
                 <w:sz w:val="14"/>
               </w:rPr>
-              <w:t>ev_ebitda_just</w:t>
+              <w:t>tax_stat</w:t>
             </w:r>
           </w:p>
         </w:tc>
@@ -6764,7 +6764,7 @@
                 <w:color w:val="1C3A36"/>
                 <w:sz w:val="14"/>
               </w:rPr>
-              <w:t>4.2</w:t>
+              <w:t>0.225</w:t>
             </w:r>
           </w:p>
         </w:tc>
@@ -6781,7 +6781,7 @@
                 <w:color w:val="1C3A36"/>
                 <w:sz w:val="14"/>
               </w:rPr>
-              <w:t>House</w:t>
+              <w:t>Country</w:t>
             </w:r>
           </w:p>
         </w:tc>
@@ -6798,7 +6798,7 @@
                 <w:color w:val="1C3A36"/>
                 <w:sz w:val="14"/>
               </w:rPr>
-              <w:t>Justified EV/EBITDA. Revision 1 used 5.0x anchored on a peer quoted at 5.03x. That anchor does not reproduce: the peer's own market capitalisation over profit gives 3.48x, not the 6.44x printed beside it, and the implied EBITDA margin would be 68% for a cement company. 4.2x is struck between the reproducible peer earnings multiple and the asserted EBITDA multiple, and is disclosed as weakly anchored</w:t>
+              <w:t>Egypt statutory corporate income tax</w:t>
             </w:r>
           </w:p>
         </w:tc>
@@ -6815,7 +6815,7 @@
                 <w:color w:val="1C3A36"/>
                 <w:sz w:val="14"/>
               </w:rPr>
-              <w:t>2026-08-06</w:t>
+              <w:t>2026</w:t>
             </w:r>
           </w:p>
         </w:tc>
@@ -6851,7 +6851,7 @@
                 <w:color w:val="1C3A36"/>
                 <w:sz w:val="14"/>
               </w:rPr>
-              <w:t>ev_t_just</w:t>
+              <w:t>beta</w:t>
             </w:r>
           </w:p>
         </w:tc>
@@ -6868,7 +6868,7 @@
                 <w:color w:val="1C3A36"/>
                 <w:sz w:val="14"/>
               </w:rPr>
-              <w:t>95</w:t>
+              <w:t>1</w:t>
             </w:r>
           </w:p>
         </w:tc>
@@ -6902,7 +6902,7 @@
                 <w:color w:val="1C3A36"/>
                 <w:sz w:val="14"/>
               </w:rPr>
-              <w:t>Justified enterprise value per annual tonne of cement capacity</w:t>
+              <w:t>Adopted beta. The own-stock regression FAILS the usability gate (R-squared 0.038 against a 0.05 floor) though n=256 and SE 0.153 both pass. The lead-lag corrected estimate is 0.837 and its 90% interval contains 1.00. Rounding up to 1.00 COSTS 1.84% of the central; that price is now stated rather than left implicit</w:t>
             </w:r>
           </w:p>
         </w:tc>
@@ -6955,7 +6955,7 @@
                 <w:color w:val="1C3A36"/>
                 <w:sz w:val="14"/>
               </w:rPr>
-              <w:t>fixed_usd_t_capacity</w:t>
+              <w:t>capex_pct</w:t>
             </w:r>
           </w:p>
         </w:tc>
@@ -6972,7 +6972,7 @@
                 <w:color w:val="1C3A36"/>
                 <w:sz w:val="14"/>
               </w:rPr>
-              <w:t>14.6</w:t>
+              <w:t>0.05, 0.048, 0.047, 0.046, 0.045</w:t>
             </w:r>
           </w:p>
         </w:tc>
@@ -7006,7 +7006,7 @@
                 <w:color w:val="1C3A36"/>
                 <w:sz w:val="14"/>
               </w:rPr>
-              <w:t>Fixed cash cost per tonne of INSTALLED capacity so it does not vanish when volume falls. Industry band USD 10-20/t. 14.60 is the level the FY2025 reconciliation implies against an independently built variable stack — reported, not solved away</w:t>
+              <w:t>Capex as a share of revenue. No capital-expenditure disclosure is obtainable</w:t>
             </w:r>
           </w:p>
         </w:tc>
@@ -7059,7 +7059,7 @@
                 <w:color w:val="1C3A36"/>
                 <w:sz w:val="14"/>
               </w:rPr>
-              <w:t>fx_path</w:t>
+              <w:t>cash_growth_fy25</w:t>
             </w:r>
           </w:p>
         </w:tc>
@@ -7076,7 +7076,7 @@
                 <w:color w:val="1C3A36"/>
                 <w:sz w:val="14"/>
               </w:rPr>
-              <w:t>49.8, 52.5, 55, 57.2, 59.3, 61.4</w:t>
+              <w:t>1</w:t>
             </w:r>
           </w:p>
         </w:tc>
@@ -7110,7 +7110,7 @@
                 <w:color w:val="1C3A36"/>
                 <w:sz w:val="14"/>
               </w:rPr>
-              <w:t>USD/EGP path. Raises the EGP cost of imported fuel AND the EGP value of export revenue; the legs partly offset</w:t>
+              <w:t>RETIRED in revision 2 — cash is now the reported balance, not a rolled derivation. Kept at 1.0 so nothing scales it</w:t>
             </w:r>
           </w:p>
         </w:tc>
@@ -7163,7 +7163,7 @@
                 <w:color w:val="1C3A36"/>
                 <w:sz w:val="14"/>
               </w:rPr>
-              <w:t>g_term</w:t>
+              <w:t>cash_yield</w:t>
             </w:r>
           </w:p>
         </w:tc>
@@ -7180,7 +7180,7 @@
                 <w:color w:val="1C3A36"/>
                 <w:sz w:val="14"/>
               </w:rPr>
-              <w:t>0.05</w:t>
+              <w:t>0.19, 0.17, 0.15, 0.135, 0.125</w:t>
             </w:r>
           </w:p>
         </w:tc>
@@ -7214,7 +7214,7 @@
                 <w:color w:val="1C3A36"/>
                 <w:sz w:val="14"/>
               </w:rPr>
-              <w:t>Terminal growth, 5% nominal against a terminal risk-free rate embedding disinflation — approximately zero real. Held at 5% rather than raised with the inflation target: 7% would put terminal growth above the disinflation path the same model assumes</w:t>
+              <w:t>Yield earned on cash</w:t>
             </w:r>
           </w:p>
         </w:tc>
@@ -7267,7 +7267,7 @@
                 <w:color w:val="1C3A36"/>
                 <w:sz w:val="14"/>
               </w:rPr>
-              <w:t>kd</w:t>
+              <w:t>cash_yield_fy25</w:t>
             </w:r>
           </w:p>
         </w:tc>
@@ -7284,7 +7284,7 @@
                 <w:color w:val="1C3A36"/>
                 <w:sz w:val="14"/>
               </w:rPr>
-              <w:t>0.215</w:t>
+              <w:t>0.21</w:t>
             </w:r>
           </w:p>
         </w:tc>
@@ -7318,7 +7318,7 @@
                 <w:color w:val="1C3A36"/>
                 <w:sz w:val="14"/>
               </w:rPr>
-              <w:t>Marginal pre-tax cost of debt. Debt is 0.18% of capital, so a +/-700bp error moves the WACC by under 2bp</w:t>
+              <w:t>Yield earned on cash through FY2025</w:t>
             </w:r>
           </w:p>
         </w:tc>
@@ -7371,7 +7371,7 @@
                 <w:color w:val="1C3A36"/>
                 <w:sz w:val="14"/>
               </w:rPr>
-              <w:t>kd_path</w:t>
+              <w:t>distribution_egp_t</w:t>
             </w:r>
           </w:p>
         </w:tc>
@@ -7388,7 +7388,7 @@
                 <w:color w:val="1C3A36"/>
                 <w:sz w:val="14"/>
               </w:rPr>
-              <w:t>0.215, 0.195, 0.18, 0.168, 0.16</w:t>
+              <w:t>250</w:t>
             </w:r>
           </w:p>
         </w:tc>
@@ -7422,7 +7422,7 @@
                 <w:color w:val="1C3A36"/>
                 <w:sz w:val="14"/>
               </w:rPr>
-              <w:t>Cost-of-debt path; the WACC glide inherits its SHAPE from this</w:t>
+              <w:t>Outbound freight and selling per tonne, set above a typical Egyptian plant because El Hassana is distant from the Cairo and Delta demand centres</w:t>
             </w:r>
           </w:p>
         </w:tc>
@@ -7475,7 +7475,7 @@
                 <w:color w:val="1C3A36"/>
                 <w:sz w:val="14"/>
               </w:rPr>
-              <w:t>kd_term</w:t>
+              <w:t>dna_pct</w:t>
             </w:r>
           </w:p>
         </w:tc>
@@ -7492,7 +7492,7 @@
                 <w:color w:val="1C3A36"/>
                 <w:sz w:val="14"/>
               </w:rPr>
-              <w:t>0.15</w:t>
+              <w:t>0.046, 0.045, 0.044, 0.043, 0.042</w:t>
             </w:r>
           </w:p>
         </w:tc>
@@ -7526,7 +7526,7 @@
                 <w:color w:val="1C3A36"/>
                 <w:sz w:val="14"/>
               </w:rPr>
-              <w:t>Terminal cost of debt, the Egyptian long-run corporate norm</w:t>
+              <w:t>D&amp;A as a share of revenue</w:t>
             </w:r>
           </w:p>
         </w:tc>
@@ -7579,7 +7579,7 @@
                 <w:color w:val="1C3A36"/>
                 <w:sz w:val="14"/>
               </w:rPr>
-              <w:t>kiln_util</w:t>
+              <w:t>erp_term</w:t>
             </w:r>
           </w:p>
         </w:tc>
@@ -7596,7 +7596,7 @@
                 <w:color w:val="1C3A36"/>
                 <w:sz w:val="14"/>
               </w:rPr>
-              <w:t>0.71, 0.717, 0.735, 0.753, 0.772, 0.791</w:t>
+              <w:t>0.07</w:t>
             </w:r>
           </w:p>
         </w:tc>
@@ -7630,7 +7630,7 @@
                 <w:color w:val="1C3A36"/>
                 <w:sz w:val="14"/>
               </w:rPr>
-              <w:t>Kiln utilisation FY2025A then FY2026E-FY2030E</w:t>
+              <w:t>Terminal equity risk premium, normalised below the crisis level</w:t>
             </w:r>
           </w:p>
         </w:tc>
@@ -7683,7 +7683,7 @@
                 <w:color w:val="1C3A36"/>
                 <w:sz w:val="14"/>
               </w:rPr>
-              <w:t>nci</w:t>
+              <w:t>ev_ebitda_just</w:t>
             </w:r>
           </w:p>
         </w:tc>
@@ -7700,7 +7700,7 @@
                 <w:color w:val="1C3A36"/>
                 <w:sz w:val="14"/>
               </w:rPr>
-              <w:t>120</w:t>
+              <w:t>4.2</w:t>
             </w:r>
           </w:p>
         </w:tc>
@@ -7734,7 +7734,7 @@
                 <w:color w:val="1C3A36"/>
                 <w:sz w:val="14"/>
               </w:rPr>
-              <w:t>Non-controlling interests deducted in the bridge. Revision 1 omitted them. One reviewer proposed 2,008 (15% of enterprise value) but derived it from nothing; the disclosed evidence — FY2023 group loss 121.42 against an attributable loss of ~117, and FY2024 attributable EPS 23.13 against group profit 3,070 — puts the minority share of profit BELOW 1%. Set at 120 and sensitised</w:t>
+              <w:t>Justified EV/EBITDA. Revision 1 used 5.0x anchored on a peer quoted at 5.03x. That anchor does not reproduce: the peer's own market capitalisation over profit gives 3.48x, not the 6.44x printed beside it, and the implied EBITDA margin would be 68% for a cement company. 4.2x is struck between the reproducible peer earnings multiple and the asserted EBITDA multiple, and is disclosed as weakly anchored</w:t>
             </w:r>
           </w:p>
         </w:tc>
@@ -7787,7 +7787,7 @@
                 <w:color w:val="1C3A36"/>
                 <w:sz w:val="14"/>
               </w:rPr>
-              <w:t>norm_mgn</w:t>
+              <w:t>ev_t_just</w:t>
             </w:r>
           </w:p>
         </w:tc>
@@ -7804,7 +7804,7 @@
                 <w:color w:val="1C3A36"/>
                 <w:sz w:val="14"/>
               </w:rPr>
-              <w:t>0.278</w:t>
+              <w:t>95</w:t>
             </w:r>
           </w:p>
         </w:tc>
@@ -7838,7 +7838,7 @@
                 <w:color w:val="1C3A36"/>
                 <w:sz w:val="14"/>
               </w:rPr>
-              <w:t>Mid-cycle EBITDA margin: the midpoint of the FY2024 outturn (24.8%) and the corrected FY2025 peak (30.9%). Revision 1 struck 26.5% off an FY2025 margin understated by the statutory-rate error</w:t>
+              <w:t>Justified enterprise value per annual tonne of cement capacity</w:t>
             </w:r>
           </w:p>
         </w:tc>
@@ -7891,7 +7891,7 @@
                 <w:color w:val="1C3A36"/>
                 <w:sz w:val="14"/>
               </w:rPr>
-              <w:t>norm_rev_haircut</w:t>
+              <w:t>fixed_usd_t_capacity</w:t>
             </w:r>
           </w:p>
         </w:tc>
@@ -7908,7 +7908,7 @@
                 <w:color w:val="1C3A36"/>
                 <w:sz w:val="14"/>
               </w:rPr>
-              <w:t>0.92</w:t>
+              <w:t>14.6</w:t>
             </w:r>
           </w:p>
         </w:tc>
@@ -7942,7 +7942,7 @@
                 <w:color w:val="1C3A36"/>
                 <w:sz w:val="14"/>
               </w:rPr>
-              <w:t>Haircut to the FY2025 revenue base for the normalised lens. Revision 1 applied a mid-cycle MARGIN to a PEAK revenue base — half a normalisation, in the lens whose stated purpose is refusing to capitalise a peak</w:t>
+              <w:t>Fixed cash cost per tonne of INSTALLED capacity so it does not vanish when volume falls. Industry band USD 10-20/t. 14.60 is the level the FY2025 reconciliation implies against an independently built variable stack — reported, not solved away</w:t>
             </w:r>
           </w:p>
         </w:tc>
@@ -7995,7 +7995,7 @@
                 <w:color w:val="1C3A36"/>
                 <w:sz w:val="14"/>
               </w:rPr>
-              <w:t>payout</w:t>
+              <w:t>fx_path</w:t>
             </w:r>
           </w:p>
         </w:tc>
@@ -8012,7 +8012,7 @@
                 <w:color w:val="1C3A36"/>
                 <w:sz w:val="14"/>
               </w:rPr>
-              <w:t>0.6</w:t>
+              <w:t>49.8, 52.5, 55, 57.2, 59.3, 61.4</w:t>
             </w:r>
           </w:p>
         </w:tc>
@@ -8046,7 +8046,7 @@
                 <w:color w:val="1C3A36"/>
                 <w:sz w:val="14"/>
               </w:rPr>
-              <w:t>Dividend payout from FY2026E</w:t>
+              <w:t>USD/EGP path. Raises the EGP cost of imported fuel AND the EGP value of export revenue; the legs partly offset</w:t>
             </w:r>
           </w:p>
         </w:tc>
@@ -8099,7 +8099,7 @@
                 <w:color w:val="1C3A36"/>
                 <w:sz w:val="14"/>
               </w:rPr>
-              <w:t>pe_just</w:t>
+              <w:t>g_term</w:t>
             </w:r>
           </w:p>
         </w:tc>
@@ -8116,7 +8116,7 @@
                 <w:color w:val="1C3A36"/>
                 <w:sz w:val="14"/>
               </w:rPr>
-              <w:t>7</w:t>
+              <w:t>0.05</w:t>
             </w:r>
           </w:p>
         </w:tc>
@@ -8150,7 +8150,7 @@
                 <w:color w:val="1C3A36"/>
                 <w:sz w:val="14"/>
               </w:rPr>
-              <w:t>Justified price/earnings on normalised OPERATING earnings</w:t>
+              <w:t>Terminal growth, 5% nominal against a terminal risk-free rate embedding disinflation — approximately zero real. Held at 5% rather than raised with the inflation target: 7% would put terminal growth above the disinflation path the same model assumes</w:t>
             </w:r>
           </w:p>
         </w:tc>
@@ -8203,7 +8203,7 @@
                 <w:color w:val="1C3A36"/>
                 <w:sz w:val="14"/>
               </w:rPr>
-              <w:t>rf_term</w:t>
+              <w:t>kd</w:t>
             </w:r>
           </w:p>
         </w:tc>
@@ -8220,7 +8220,7 @@
                 <w:color w:val="1C3A36"/>
                 <w:sz w:val="14"/>
               </w:rPr>
-              <w:t>0.125</w:t>
+              <w:t>0.215</w:t>
             </w:r>
           </w:p>
         </w:tc>
@@ -8254,7 +8254,7 @@
                 <w:color w:val="1C3A36"/>
                 <w:sz w:val="14"/>
               </w:rPr>
-              <w:t>Terminal risk-free rate, norm-built from the CBE's OPERATIVE Q4-2026 inflation target of 7% plus a ~5.5pp emerging-market real-rate convention. Revision 1 used the later 5% target while its own text cited 'the 7% and then 5% targets'. REVIEWABLE CHOICE: reverting to 10.5% adds ~1.8%</w:t>
+              <w:t>Marginal pre-tax cost of debt. Debt is 0.18% of capital, so a +/-700bp error moves the WACC by under 2bp</w:t>
             </w:r>
           </w:p>
         </w:tc>
@@ -8307,7 +8307,7 @@
                 <w:color w:val="1C3A36"/>
                 <w:sz w:val="14"/>
               </w:rPr>
-              <w:t>stub_years</w:t>
+              <w:t>kd_path</w:t>
             </w:r>
           </w:p>
         </w:tc>
@@ -8324,7 +8324,7 @@
                 <w:color w:val="1C3A36"/>
                 <w:sz w:val="14"/>
               </w:rPr>
-              <w:t>0.583</w:t>
+              <w:t>0.215, 0.195, 0.18, 0.168, 0.16</w:t>
             </w:r>
           </w:p>
         </w:tc>
@@ -8358,7 +8358,7 @@
                 <w:color w:val="1C3A36"/>
                 <w:sz w:val="14"/>
               </w:rPr>
-              <w:t>Elapsed fraction of FY2026 at the valuation date (7 months). Revision 1 discounted FY2026 a full year from a 6-Aug-2026 valuation date and added a 31-Dec-2025 cash balance</w:t>
+              <w:t>Cost-of-debt path; the WACC glide inherits its SHAPE from this</w:t>
             </w:r>
           </w:p>
         </w:tc>
@@ -8411,7 +8411,7 @@
                 <w:color w:val="1C3A36"/>
                 <w:sz w:val="14"/>
               </w:rPr>
-              <w:t>swcc_book</w:t>
+              <w:t>kd_term</w:t>
             </w:r>
           </w:p>
         </w:tc>
@@ -8428,7 +8428,7 @@
                 <w:color w:val="1C3A36"/>
                 <w:sz w:val="14"/>
               </w:rPr>
-              <w:t>100</w:t>
+              <w:t>0.15</w:t>
             </w:r>
           </w:p>
         </w:tc>
@@ -8462,7 +8462,7 @@
                 <w:color w:val="1C3A36"/>
                 <w:sz w:val="14"/>
               </w:rPr>
-              <w:t>Carrying value of the 25.4% stake. Revision 1 asserted the profit bridge was 'insensitive to it within a +/-EGP 200mn range'. That was FALSE and untested: in revision 1 the chain ran book value -&gt; gain -&gt; SOLVED treasury income -&gt; cash -&gt; every lens, and a +/-200mn move was worth -4.9% to +9.8%. Revision 2 takes cash from the reported balance sheet instead, so this input now touches only the FY2024 gain/treasury split and nothing downstream</w:t>
+              <w:t>Terminal cost of debt, the Egyptian long-run corporate norm</w:t>
             </w:r>
           </w:p>
         </w:tc>
@@ -8515,7 +8515,7 @@
                 <w:color w:val="1C3A36"/>
                 <w:sz w:val="14"/>
               </w:rPr>
-              <w:t>treas_fy23</w:t>
+              <w:t>kiln_util</w:t>
             </w:r>
           </w:p>
         </w:tc>
@@ -8532,7 +8532,7 @@
                 <w:color w:val="1C3A36"/>
                 <w:sz w:val="14"/>
               </w:rPr>
-              <w:t>198</w:t>
+              <w:t>0.71, 0.717, 0.735, 0.753, 0.772, 0.791</w:t>
             </w:r>
           </w:p>
         </w:tc>
@@ -8566,7 +8566,7 @@
                 <w:color w:val="1C3A36"/>
                 <w:sz w:val="14"/>
               </w:rPr>
-              <w:t>FY2023 treasury income on its own smaller cash balance</w:t>
+              <w:t>Kiln utilisation FY2025A then FY2026E-FY2030E</w:t>
             </w:r>
           </w:p>
         </w:tc>
@@ -8619,7 +8619,7 @@
                 <w:color w:val="1C3A36"/>
                 <w:sz w:val="14"/>
               </w:rPr>
-              <w:t>w_asset</w:t>
+              <w:t>materials_usd_share</w:t>
             </w:r>
           </w:p>
         </w:tc>
@@ -8636,7 +8636,7 @@
                 <w:color w:val="1C3A36"/>
                 <w:sz w:val="14"/>
               </w:rPr>
-              <w:t>0.08</w:t>
+              <w:t>0.484</w:t>
             </w:r>
           </w:p>
         </w:tc>
@@ -8670,7 +8670,7 @@
                 <w:color w:val="1C3A36"/>
                 <w:sz w:val="14"/>
               </w:rPr>
-              <w:t>Weight, asset lens. Revision 1 gave it 15% while arguing in the same document that restarted lines cost 'a fraction' of new build and that the asset lens 'should not be read as a floor'. Cut to 8%. REVIEWABLE CHOICE: 15% adds ~3.6%, zero subtracts ~2.6%</w:t>
+              <w:t>The dollar-linked share of the materials line. THE FILING DOES NOT SPLIT IT, so this is an ESTIMATE and is flagged as one: it is the fuel share of revision 2's own four-part stack (458.0 of 946.5 per tonne), which is the only evidenced split available. The rest escalates on the domestic cost path. Sensitised in section 6</w:t>
             </w:r>
           </w:p>
         </w:tc>
@@ -8723,7 +8723,7 @@
                 <w:color w:val="1C3A36"/>
                 <w:sz w:val="14"/>
               </w:rPr>
-              <w:t>w_dcf</w:t>
+              <w:t>nci</w:t>
             </w:r>
           </w:p>
         </w:tc>
@@ -8740,7 +8740,7 @@
                 <w:color w:val="1C3A36"/>
                 <w:sz w:val="14"/>
               </w:rPr>
-              <w:t>0.48</w:t>
+              <w:t>120</w:t>
             </w:r>
           </w:p>
         </w:tc>
@@ -8774,7 +8774,7 @@
                 <w:color w:val="1C3A36"/>
                 <w:sz w:val="14"/>
               </w:rPr>
-              <w:t>Weight, cash-flow lens</w:t>
+              <w:t>Non-controlling interests deducted in the bridge. Revision 1 omitted them. One reviewer proposed 2,008 (15% of enterprise value) but derived it from nothing; the disclosed evidence — FY2023 group loss 121.42 against an attributable loss of ~117, and FY2024 attributable EPS 23.13 against group profit 3,070 — puts the minority share of profit BELOW 1%. Set at 120 and sensitised</w:t>
             </w:r>
           </w:p>
         </w:tc>
@@ -8827,7 +8827,7 @@
                 <w:color w:val="1C3A36"/>
                 <w:sz w:val="14"/>
               </w:rPr>
-              <w:t>w_norm</w:t>
+              <w:t>norm_mgn</w:t>
             </w:r>
           </w:p>
         </w:tc>
@@ -8844,7 +8844,7 @@
                 <w:color w:val="1C3A36"/>
                 <w:sz w:val="14"/>
               </w:rPr>
-              <w:t>0.23</w:t>
+              <w:t>0.278</w:t>
             </w:r>
           </w:p>
         </w:tc>
@@ -8878,7 +8878,7 @@
                 <w:color w:val="1C3A36"/>
                 <w:sz w:val="14"/>
               </w:rPr>
-              <w:t>Weight, normalised lens</w:t>
+              <w:t>Mid-cycle EBITDA margin: the midpoint of the FY2024 outturn (24.8%) and the corrected FY2025 peak (30.9%). Revision 1 struck 26.5% off an FY2025 margin understated by the statutory-rate error</w:t>
             </w:r>
           </w:p>
         </w:tc>
@@ -8931,7 +8931,7 @@
                 <w:color w:val="1C3A36"/>
                 <w:sz w:val="14"/>
               </w:rPr>
-              <w:t>w_rel</w:t>
+              <w:t>norm_rev_haircut</w:t>
             </w:r>
           </w:p>
         </w:tc>
@@ -8948,7 +8948,7 @@
                 <w:color w:val="1C3A36"/>
                 <w:sz w:val="14"/>
               </w:rPr>
-              <w:t>0.21</w:t>
+              <w:t>0.92</w:t>
             </w:r>
           </w:p>
         </w:tc>
@@ -8982,7 +8982,7 @@
                 <w:color w:val="1C3A36"/>
                 <w:sz w:val="14"/>
               </w:rPr>
-              <w:t>Weight, relative lens</w:t>
+              <w:t>Haircut to the FY2025 revenue base for the normalised lens. Revision 1 applied a mid-cycle MARGIN to a PEAK revenue base — half a normalisation, in the lens whose stated purpose is refusing to capitalise a peak</w:t>
             </w:r>
           </w:p>
         </w:tc>
@@ -9035,7 +9035,7 @@
                 <w:color w:val="1C3A36"/>
                 <w:sz w:val="14"/>
               </w:rPr>
-              <w:t>wc_pct_drev</w:t>
+              <w:t>payout</w:t>
             </w:r>
           </w:p>
         </w:tc>
@@ -9052,7 +9052,7 @@
                 <w:color w:val="1C3A36"/>
                 <w:sz w:val="14"/>
               </w:rPr>
-              <w:t>0.08</w:t>
+              <w:t>0.6</w:t>
             </w:r>
           </w:p>
         </w:tc>
@@ -9086,7 +9086,7 @@
                 <w:color w:val="1C3A36"/>
                 <w:sz w:val="14"/>
               </w:rPr>
-              <w:t>Change in working capital over change in revenue</w:t>
+              <w:t>Dividend payout from FY2026E</w:t>
             </w:r>
           </w:p>
         </w:tc>
@@ -9123,6 +9123,1046 @@
                 <w:sz w:val="14"/>
               </w:rPr>
               <w:t>86</w:t>
+            </w:r>
+          </w:p>
+        </w:tc>
+        <w:tc>
+          <w:tcPr>
+            <w:tcW w:type="dxa" w:w="2448"/>
+          </w:tcPr>
+          <w:p>
+            <w:pPr>
+              <w:spacing w:after="20"/>
+            </w:pPr>
+            <w:r>
+              <w:rPr>
+                <w:color w:val="1C3A36"/>
+                <w:sz w:val="14"/>
+              </w:rPr>
+              <w:t>pe_just</w:t>
+            </w:r>
+          </w:p>
+        </w:tc>
+        <w:tc>
+          <w:tcPr>
+            <w:tcW w:type="dxa" w:w="1325"/>
+          </w:tcPr>
+          <w:p>
+            <w:pPr>
+              <w:spacing w:after="20"/>
+            </w:pPr>
+            <w:r>
+              <w:rPr>
+                <w:color w:val="1C3A36"/>
+                <w:sz w:val="14"/>
+              </w:rPr>
+              <w:t>7</w:t>
+            </w:r>
+          </w:p>
+        </w:tc>
+        <w:tc>
+          <w:tcPr>
+            <w:tcW w:type="dxa" w:w="1066"/>
+          </w:tcPr>
+          <w:p>
+            <w:pPr>
+              <w:spacing w:after="20"/>
+            </w:pPr>
+            <w:r>
+              <w:rPr>
+                <w:color w:val="1C3A36"/>
+                <w:sz w:val="14"/>
+              </w:rPr>
+              <w:t>House</w:t>
+            </w:r>
+          </w:p>
+        </w:tc>
+        <w:tc>
+          <w:tcPr>
+            <w:tcW w:type="dxa" w:w="7171"/>
+          </w:tcPr>
+          <w:p>
+            <w:pPr>
+              <w:spacing w:after="20"/>
+            </w:pPr>
+            <w:r>
+              <w:rPr>
+                <w:color w:val="1C3A36"/>
+                <w:sz w:val="14"/>
+              </w:rPr>
+              <w:t>Justified price/earnings on normalised OPERATING earnings</w:t>
+            </w:r>
+          </w:p>
+        </w:tc>
+        <w:tc>
+          <w:tcPr>
+            <w:tcW w:type="dxa" w:w="1210"/>
+          </w:tcPr>
+          <w:p>
+            <w:pPr>
+              <w:spacing w:after="20"/>
+            </w:pPr>
+            <w:r>
+              <w:rPr>
+                <w:color w:val="1C3A36"/>
+                <w:sz w:val="14"/>
+              </w:rPr>
+              <w:t>2026-08-06</w:t>
+            </w:r>
+          </w:p>
+        </w:tc>
+      </w:tr>
+      <w:tr>
+        <w:tc>
+          <w:tcPr>
+            <w:tcW w:type="dxa" w:w="432"/>
+          </w:tcPr>
+          <w:p>
+            <w:pPr>
+              <w:spacing w:after="20"/>
+            </w:pPr>
+            <w:r>
+              <w:rPr>
+                <w:color w:val="1C3A36"/>
+                <w:sz w:val="14"/>
+              </w:rPr>
+              <w:t>87</w:t>
+            </w:r>
+          </w:p>
+        </w:tc>
+        <w:tc>
+          <w:tcPr>
+            <w:tcW w:type="dxa" w:w="2448"/>
+          </w:tcPr>
+          <w:p>
+            <w:pPr>
+              <w:spacing w:after="20"/>
+            </w:pPr>
+            <w:r>
+              <w:rPr>
+                <w:color w:val="1C3A36"/>
+                <w:sz w:val="14"/>
+              </w:rPr>
+              <w:t>rf_term</w:t>
+            </w:r>
+          </w:p>
+        </w:tc>
+        <w:tc>
+          <w:tcPr>
+            <w:tcW w:type="dxa" w:w="1325"/>
+          </w:tcPr>
+          <w:p>
+            <w:pPr>
+              <w:spacing w:after="20"/>
+            </w:pPr>
+            <w:r>
+              <w:rPr>
+                <w:color w:val="1C3A36"/>
+                <w:sz w:val="14"/>
+              </w:rPr>
+              <w:t>0.125</w:t>
+            </w:r>
+          </w:p>
+        </w:tc>
+        <w:tc>
+          <w:tcPr>
+            <w:tcW w:type="dxa" w:w="1066"/>
+          </w:tcPr>
+          <w:p>
+            <w:pPr>
+              <w:spacing w:after="20"/>
+            </w:pPr>
+            <w:r>
+              <w:rPr>
+                <w:color w:val="1C3A36"/>
+                <w:sz w:val="14"/>
+              </w:rPr>
+              <w:t>House</w:t>
+            </w:r>
+          </w:p>
+        </w:tc>
+        <w:tc>
+          <w:tcPr>
+            <w:tcW w:type="dxa" w:w="7171"/>
+          </w:tcPr>
+          <w:p>
+            <w:pPr>
+              <w:spacing w:after="20"/>
+            </w:pPr>
+            <w:r>
+              <w:rPr>
+                <w:color w:val="1C3A36"/>
+                <w:sz w:val="14"/>
+              </w:rPr>
+              <w:t>Terminal risk-free rate, norm-built from the CBE's OPERATIVE Q4-2026 inflation target of 7% plus a ~5.5pp emerging-market real-rate convention. Revision 1 used the later 5% target while its own text cited 'the 7% and then 5% targets'. REVIEWABLE CHOICE: reverting to 10.5% adds ~1.8%</w:t>
+            </w:r>
+          </w:p>
+        </w:tc>
+        <w:tc>
+          <w:tcPr>
+            <w:tcW w:type="dxa" w:w="1210"/>
+          </w:tcPr>
+          <w:p>
+            <w:pPr>
+              <w:spacing w:after="20"/>
+            </w:pPr>
+            <w:r>
+              <w:rPr>
+                <w:color w:val="1C3A36"/>
+                <w:sz w:val="14"/>
+              </w:rPr>
+              <w:t>2026-08-06</w:t>
+            </w:r>
+          </w:p>
+        </w:tc>
+      </w:tr>
+      <w:tr>
+        <w:tc>
+          <w:tcPr>
+            <w:tcW w:type="dxa" w:w="432"/>
+          </w:tcPr>
+          <w:p>
+            <w:pPr>
+              <w:spacing w:after="20"/>
+            </w:pPr>
+            <w:r>
+              <w:rPr>
+                <w:color w:val="1C3A36"/>
+                <w:sz w:val="14"/>
+              </w:rPr>
+              <w:t>88</w:t>
+            </w:r>
+          </w:p>
+        </w:tc>
+        <w:tc>
+          <w:tcPr>
+            <w:tcW w:type="dxa" w:w="2448"/>
+          </w:tcPr>
+          <w:p>
+            <w:pPr>
+              <w:spacing w:after="20"/>
+            </w:pPr>
+            <w:r>
+              <w:rPr>
+                <w:color w:val="1C3A36"/>
+                <w:sz w:val="14"/>
+              </w:rPr>
+              <w:t>stub_years</w:t>
+            </w:r>
+          </w:p>
+        </w:tc>
+        <w:tc>
+          <w:tcPr>
+            <w:tcW w:type="dxa" w:w="1325"/>
+          </w:tcPr>
+          <w:p>
+            <w:pPr>
+              <w:spacing w:after="20"/>
+            </w:pPr>
+            <w:r>
+              <w:rPr>
+                <w:color w:val="1C3A36"/>
+                <w:sz w:val="14"/>
+              </w:rPr>
+              <w:t>0.583</w:t>
+            </w:r>
+          </w:p>
+        </w:tc>
+        <w:tc>
+          <w:tcPr>
+            <w:tcW w:type="dxa" w:w="1066"/>
+          </w:tcPr>
+          <w:p>
+            <w:pPr>
+              <w:spacing w:after="20"/>
+            </w:pPr>
+            <w:r>
+              <w:rPr>
+                <w:color w:val="1C3A36"/>
+                <w:sz w:val="14"/>
+              </w:rPr>
+              <w:t>House</w:t>
+            </w:r>
+          </w:p>
+        </w:tc>
+        <w:tc>
+          <w:tcPr>
+            <w:tcW w:type="dxa" w:w="7171"/>
+          </w:tcPr>
+          <w:p>
+            <w:pPr>
+              <w:spacing w:after="20"/>
+            </w:pPr>
+            <w:r>
+              <w:rPr>
+                <w:color w:val="1C3A36"/>
+                <w:sz w:val="14"/>
+              </w:rPr>
+              <w:t>Elapsed fraction of FY2026 at the valuation date (7 months). Revision 1 discounted FY2026 a full year from a 6-Aug-2026 valuation date and added a 31-Dec-2025 cash balance</w:t>
+            </w:r>
+          </w:p>
+        </w:tc>
+        <w:tc>
+          <w:tcPr>
+            <w:tcW w:type="dxa" w:w="1210"/>
+          </w:tcPr>
+          <w:p>
+            <w:pPr>
+              <w:spacing w:after="20"/>
+            </w:pPr>
+            <w:r>
+              <w:rPr>
+                <w:color w:val="1C3A36"/>
+                <w:sz w:val="14"/>
+              </w:rPr>
+              <w:t>2026-08-06</w:t>
+            </w:r>
+          </w:p>
+        </w:tc>
+      </w:tr>
+      <w:tr>
+        <w:tc>
+          <w:tcPr>
+            <w:tcW w:type="dxa" w:w="432"/>
+          </w:tcPr>
+          <w:p>
+            <w:pPr>
+              <w:spacing w:after="20"/>
+            </w:pPr>
+            <w:r>
+              <w:rPr>
+                <w:color w:val="1C3A36"/>
+                <w:sz w:val="14"/>
+              </w:rPr>
+              <w:t>89</w:t>
+            </w:r>
+          </w:p>
+        </w:tc>
+        <w:tc>
+          <w:tcPr>
+            <w:tcW w:type="dxa" w:w="2448"/>
+          </w:tcPr>
+          <w:p>
+            <w:pPr>
+              <w:spacing w:after="20"/>
+            </w:pPr>
+            <w:r>
+              <w:rPr>
+                <w:color w:val="1C3A36"/>
+                <w:sz w:val="14"/>
+              </w:rPr>
+              <w:t>swcc_book</w:t>
+            </w:r>
+          </w:p>
+        </w:tc>
+        <w:tc>
+          <w:tcPr>
+            <w:tcW w:type="dxa" w:w="1325"/>
+          </w:tcPr>
+          <w:p>
+            <w:pPr>
+              <w:spacing w:after="20"/>
+            </w:pPr>
+            <w:r>
+              <w:rPr>
+                <w:color w:val="1C3A36"/>
+                <w:sz w:val="14"/>
+              </w:rPr>
+              <w:t>100</w:t>
+            </w:r>
+          </w:p>
+        </w:tc>
+        <w:tc>
+          <w:tcPr>
+            <w:tcW w:type="dxa" w:w="1066"/>
+          </w:tcPr>
+          <w:p>
+            <w:pPr>
+              <w:spacing w:after="20"/>
+            </w:pPr>
+            <w:r>
+              <w:rPr>
+                <w:color w:val="1C3A36"/>
+                <w:sz w:val="14"/>
+              </w:rPr>
+              <w:t>House</w:t>
+            </w:r>
+          </w:p>
+        </w:tc>
+        <w:tc>
+          <w:tcPr>
+            <w:tcW w:type="dxa" w:w="7171"/>
+          </w:tcPr>
+          <w:p>
+            <w:pPr>
+              <w:spacing w:after="20"/>
+            </w:pPr>
+            <w:r>
+              <w:rPr>
+                <w:color w:val="1C3A36"/>
+                <w:sz w:val="14"/>
+              </w:rPr>
+              <w:t>Carrying value of the 25.4% stake. Revision 1 asserted the profit bridge was 'insensitive to it within a +/-EGP 200mn range'. That was FALSE and untested: in revision 1 the chain ran book value -&gt; gain -&gt; SOLVED treasury income -&gt; cash -&gt; every lens, and a +/-200mn move was worth -4.9% to +9.8%. Revision 2 takes cash from the reported balance sheet instead, so this input now touches only the FY2024 gain/treasury split and nothing downstream</w:t>
+            </w:r>
+          </w:p>
+        </w:tc>
+        <w:tc>
+          <w:tcPr>
+            <w:tcW w:type="dxa" w:w="1210"/>
+          </w:tcPr>
+          <w:p>
+            <w:pPr>
+              <w:spacing w:after="20"/>
+            </w:pPr>
+            <w:r>
+              <w:rPr>
+                <w:color w:val="1C3A36"/>
+                <w:sz w:val="14"/>
+              </w:rPr>
+              <w:t>2026-08-06</w:t>
+            </w:r>
+          </w:p>
+        </w:tc>
+      </w:tr>
+      <w:tr>
+        <w:tc>
+          <w:tcPr>
+            <w:tcW w:type="dxa" w:w="432"/>
+          </w:tcPr>
+          <w:p>
+            <w:pPr>
+              <w:spacing w:after="20"/>
+            </w:pPr>
+            <w:r>
+              <w:rPr>
+                <w:color w:val="1C3A36"/>
+                <w:sz w:val="14"/>
+              </w:rPr>
+              <w:t>90</w:t>
+            </w:r>
+          </w:p>
+        </w:tc>
+        <w:tc>
+          <w:tcPr>
+            <w:tcW w:type="dxa" w:w="2448"/>
+          </w:tcPr>
+          <w:p>
+            <w:pPr>
+              <w:spacing w:after="20"/>
+            </w:pPr>
+            <w:r>
+              <w:rPr>
+                <w:color w:val="1C3A36"/>
+                <w:sz w:val="14"/>
+              </w:rPr>
+              <w:t>treas_fy23</w:t>
+            </w:r>
+          </w:p>
+        </w:tc>
+        <w:tc>
+          <w:tcPr>
+            <w:tcW w:type="dxa" w:w="1325"/>
+          </w:tcPr>
+          <w:p>
+            <w:pPr>
+              <w:spacing w:after="20"/>
+            </w:pPr>
+            <w:r>
+              <w:rPr>
+                <w:color w:val="1C3A36"/>
+                <w:sz w:val="14"/>
+              </w:rPr>
+              <w:t>198</w:t>
+            </w:r>
+          </w:p>
+        </w:tc>
+        <w:tc>
+          <w:tcPr>
+            <w:tcW w:type="dxa" w:w="1066"/>
+          </w:tcPr>
+          <w:p>
+            <w:pPr>
+              <w:spacing w:after="20"/>
+            </w:pPr>
+            <w:r>
+              <w:rPr>
+                <w:color w:val="1C3A36"/>
+                <w:sz w:val="14"/>
+              </w:rPr>
+              <w:t>House</w:t>
+            </w:r>
+          </w:p>
+        </w:tc>
+        <w:tc>
+          <w:tcPr>
+            <w:tcW w:type="dxa" w:w="7171"/>
+          </w:tcPr>
+          <w:p>
+            <w:pPr>
+              <w:spacing w:after="20"/>
+            </w:pPr>
+            <w:r>
+              <w:rPr>
+                <w:color w:val="1C3A36"/>
+                <w:sz w:val="14"/>
+              </w:rPr>
+              <w:t>FY2023 treasury income on its own smaller cash balance</w:t>
+            </w:r>
+          </w:p>
+        </w:tc>
+        <w:tc>
+          <w:tcPr>
+            <w:tcW w:type="dxa" w:w="1210"/>
+          </w:tcPr>
+          <w:p>
+            <w:pPr>
+              <w:spacing w:after="20"/>
+            </w:pPr>
+            <w:r>
+              <w:rPr>
+                <w:color w:val="1C3A36"/>
+                <w:sz w:val="14"/>
+              </w:rPr>
+              <w:t>2026-08-06</w:t>
+            </w:r>
+          </w:p>
+        </w:tc>
+      </w:tr>
+      <w:tr>
+        <w:tc>
+          <w:tcPr>
+            <w:tcW w:type="dxa" w:w="432"/>
+          </w:tcPr>
+          <w:p>
+            <w:pPr>
+              <w:spacing w:after="20"/>
+            </w:pPr>
+            <w:r>
+              <w:rPr>
+                <w:color w:val="1C3A36"/>
+                <w:sz w:val="14"/>
+              </w:rPr>
+              <w:t>91</w:t>
+            </w:r>
+          </w:p>
+        </w:tc>
+        <w:tc>
+          <w:tcPr>
+            <w:tcW w:type="dxa" w:w="2448"/>
+          </w:tcPr>
+          <w:p>
+            <w:pPr>
+              <w:spacing w:after="20"/>
+            </w:pPr>
+            <w:r>
+              <w:rPr>
+                <w:color w:val="1C3A36"/>
+                <w:sz w:val="14"/>
+              </w:rPr>
+              <w:t>w_asset</w:t>
+            </w:r>
+          </w:p>
+        </w:tc>
+        <w:tc>
+          <w:tcPr>
+            <w:tcW w:type="dxa" w:w="1325"/>
+          </w:tcPr>
+          <w:p>
+            <w:pPr>
+              <w:spacing w:after="20"/>
+            </w:pPr>
+            <w:r>
+              <w:rPr>
+                <w:color w:val="1C3A36"/>
+                <w:sz w:val="14"/>
+              </w:rPr>
+              <w:t>0.08</w:t>
+            </w:r>
+          </w:p>
+        </w:tc>
+        <w:tc>
+          <w:tcPr>
+            <w:tcW w:type="dxa" w:w="1066"/>
+          </w:tcPr>
+          <w:p>
+            <w:pPr>
+              <w:spacing w:after="20"/>
+            </w:pPr>
+            <w:r>
+              <w:rPr>
+                <w:color w:val="1C3A36"/>
+                <w:sz w:val="14"/>
+              </w:rPr>
+              <w:t>House</w:t>
+            </w:r>
+          </w:p>
+        </w:tc>
+        <w:tc>
+          <w:tcPr>
+            <w:tcW w:type="dxa" w:w="7171"/>
+          </w:tcPr>
+          <w:p>
+            <w:pPr>
+              <w:spacing w:after="20"/>
+            </w:pPr>
+            <w:r>
+              <w:rPr>
+                <w:color w:val="1C3A36"/>
+                <w:sz w:val="14"/>
+              </w:rPr>
+              <w:t>Weight, asset lens. Revision 1 gave it 15% while arguing in the same document that restarted lines cost 'a fraction' of new build and that the asset lens 'should not be read as a floor'. Cut to 8%. REVIEWABLE CHOICE: 15% adds ~3.6%, zero subtracts ~2.6%</w:t>
+            </w:r>
+          </w:p>
+        </w:tc>
+        <w:tc>
+          <w:tcPr>
+            <w:tcW w:type="dxa" w:w="1210"/>
+          </w:tcPr>
+          <w:p>
+            <w:pPr>
+              <w:spacing w:after="20"/>
+            </w:pPr>
+            <w:r>
+              <w:rPr>
+                <w:color w:val="1C3A36"/>
+                <w:sz w:val="14"/>
+              </w:rPr>
+              <w:t>2026-08-06</w:t>
+            </w:r>
+          </w:p>
+        </w:tc>
+      </w:tr>
+      <w:tr>
+        <w:tc>
+          <w:tcPr>
+            <w:tcW w:type="dxa" w:w="432"/>
+          </w:tcPr>
+          <w:p>
+            <w:pPr>
+              <w:spacing w:after="20"/>
+            </w:pPr>
+            <w:r>
+              <w:rPr>
+                <w:color w:val="1C3A36"/>
+                <w:sz w:val="14"/>
+              </w:rPr>
+              <w:t>92</w:t>
+            </w:r>
+          </w:p>
+        </w:tc>
+        <w:tc>
+          <w:tcPr>
+            <w:tcW w:type="dxa" w:w="2448"/>
+          </w:tcPr>
+          <w:p>
+            <w:pPr>
+              <w:spacing w:after="20"/>
+            </w:pPr>
+            <w:r>
+              <w:rPr>
+                <w:color w:val="1C3A36"/>
+                <w:sz w:val="14"/>
+              </w:rPr>
+              <w:t>w_dcf</w:t>
+            </w:r>
+          </w:p>
+        </w:tc>
+        <w:tc>
+          <w:tcPr>
+            <w:tcW w:type="dxa" w:w="1325"/>
+          </w:tcPr>
+          <w:p>
+            <w:pPr>
+              <w:spacing w:after="20"/>
+            </w:pPr>
+            <w:r>
+              <w:rPr>
+                <w:color w:val="1C3A36"/>
+                <w:sz w:val="14"/>
+              </w:rPr>
+              <w:t>0.48</w:t>
+            </w:r>
+          </w:p>
+        </w:tc>
+        <w:tc>
+          <w:tcPr>
+            <w:tcW w:type="dxa" w:w="1066"/>
+          </w:tcPr>
+          <w:p>
+            <w:pPr>
+              <w:spacing w:after="20"/>
+            </w:pPr>
+            <w:r>
+              <w:rPr>
+                <w:color w:val="1C3A36"/>
+                <w:sz w:val="14"/>
+              </w:rPr>
+              <w:t>House</w:t>
+            </w:r>
+          </w:p>
+        </w:tc>
+        <w:tc>
+          <w:tcPr>
+            <w:tcW w:type="dxa" w:w="7171"/>
+          </w:tcPr>
+          <w:p>
+            <w:pPr>
+              <w:spacing w:after="20"/>
+            </w:pPr>
+            <w:r>
+              <w:rPr>
+                <w:color w:val="1C3A36"/>
+                <w:sz w:val="14"/>
+              </w:rPr>
+              <w:t>Weight, cash-flow lens</w:t>
+            </w:r>
+          </w:p>
+        </w:tc>
+        <w:tc>
+          <w:tcPr>
+            <w:tcW w:type="dxa" w:w="1210"/>
+          </w:tcPr>
+          <w:p>
+            <w:pPr>
+              <w:spacing w:after="20"/>
+            </w:pPr>
+            <w:r>
+              <w:rPr>
+                <w:color w:val="1C3A36"/>
+                <w:sz w:val="14"/>
+              </w:rPr>
+              <w:t>2026-08-06</w:t>
+            </w:r>
+          </w:p>
+        </w:tc>
+      </w:tr>
+      <w:tr>
+        <w:tc>
+          <w:tcPr>
+            <w:tcW w:type="dxa" w:w="432"/>
+          </w:tcPr>
+          <w:p>
+            <w:pPr>
+              <w:spacing w:after="20"/>
+            </w:pPr>
+            <w:r>
+              <w:rPr>
+                <w:color w:val="1C3A36"/>
+                <w:sz w:val="14"/>
+              </w:rPr>
+              <w:t>93</w:t>
+            </w:r>
+          </w:p>
+        </w:tc>
+        <w:tc>
+          <w:tcPr>
+            <w:tcW w:type="dxa" w:w="2448"/>
+          </w:tcPr>
+          <w:p>
+            <w:pPr>
+              <w:spacing w:after="20"/>
+            </w:pPr>
+            <w:r>
+              <w:rPr>
+                <w:color w:val="1C3A36"/>
+                <w:sz w:val="14"/>
+              </w:rPr>
+              <w:t>w_norm</w:t>
+            </w:r>
+          </w:p>
+        </w:tc>
+        <w:tc>
+          <w:tcPr>
+            <w:tcW w:type="dxa" w:w="1325"/>
+          </w:tcPr>
+          <w:p>
+            <w:pPr>
+              <w:spacing w:after="20"/>
+            </w:pPr>
+            <w:r>
+              <w:rPr>
+                <w:color w:val="1C3A36"/>
+                <w:sz w:val="14"/>
+              </w:rPr>
+              <w:t>0.23</w:t>
+            </w:r>
+          </w:p>
+        </w:tc>
+        <w:tc>
+          <w:tcPr>
+            <w:tcW w:type="dxa" w:w="1066"/>
+          </w:tcPr>
+          <w:p>
+            <w:pPr>
+              <w:spacing w:after="20"/>
+            </w:pPr>
+            <w:r>
+              <w:rPr>
+                <w:color w:val="1C3A36"/>
+                <w:sz w:val="14"/>
+              </w:rPr>
+              <w:t>House</w:t>
+            </w:r>
+          </w:p>
+        </w:tc>
+        <w:tc>
+          <w:tcPr>
+            <w:tcW w:type="dxa" w:w="7171"/>
+          </w:tcPr>
+          <w:p>
+            <w:pPr>
+              <w:spacing w:after="20"/>
+            </w:pPr>
+            <w:r>
+              <w:rPr>
+                <w:color w:val="1C3A36"/>
+                <w:sz w:val="14"/>
+              </w:rPr>
+              <w:t>Weight, normalised lens</w:t>
+            </w:r>
+          </w:p>
+        </w:tc>
+        <w:tc>
+          <w:tcPr>
+            <w:tcW w:type="dxa" w:w="1210"/>
+          </w:tcPr>
+          <w:p>
+            <w:pPr>
+              <w:spacing w:after="20"/>
+            </w:pPr>
+            <w:r>
+              <w:rPr>
+                <w:color w:val="1C3A36"/>
+                <w:sz w:val="14"/>
+              </w:rPr>
+              <w:t>2026-08-06</w:t>
+            </w:r>
+          </w:p>
+        </w:tc>
+      </w:tr>
+      <w:tr>
+        <w:tc>
+          <w:tcPr>
+            <w:tcW w:type="dxa" w:w="432"/>
+          </w:tcPr>
+          <w:p>
+            <w:pPr>
+              <w:spacing w:after="20"/>
+            </w:pPr>
+            <w:r>
+              <w:rPr>
+                <w:color w:val="1C3A36"/>
+                <w:sz w:val="14"/>
+              </w:rPr>
+              <w:t>94</w:t>
+            </w:r>
+          </w:p>
+        </w:tc>
+        <w:tc>
+          <w:tcPr>
+            <w:tcW w:type="dxa" w:w="2448"/>
+          </w:tcPr>
+          <w:p>
+            <w:pPr>
+              <w:spacing w:after="20"/>
+            </w:pPr>
+            <w:r>
+              <w:rPr>
+                <w:color w:val="1C3A36"/>
+                <w:sz w:val="14"/>
+              </w:rPr>
+              <w:t>w_rel</w:t>
+            </w:r>
+          </w:p>
+        </w:tc>
+        <w:tc>
+          <w:tcPr>
+            <w:tcW w:type="dxa" w:w="1325"/>
+          </w:tcPr>
+          <w:p>
+            <w:pPr>
+              <w:spacing w:after="20"/>
+            </w:pPr>
+            <w:r>
+              <w:rPr>
+                <w:color w:val="1C3A36"/>
+                <w:sz w:val="14"/>
+              </w:rPr>
+              <w:t>0.21</w:t>
+            </w:r>
+          </w:p>
+        </w:tc>
+        <w:tc>
+          <w:tcPr>
+            <w:tcW w:type="dxa" w:w="1066"/>
+          </w:tcPr>
+          <w:p>
+            <w:pPr>
+              <w:spacing w:after="20"/>
+            </w:pPr>
+            <w:r>
+              <w:rPr>
+                <w:color w:val="1C3A36"/>
+                <w:sz w:val="14"/>
+              </w:rPr>
+              <w:t>House</w:t>
+            </w:r>
+          </w:p>
+        </w:tc>
+        <w:tc>
+          <w:tcPr>
+            <w:tcW w:type="dxa" w:w="7171"/>
+          </w:tcPr>
+          <w:p>
+            <w:pPr>
+              <w:spacing w:after="20"/>
+            </w:pPr>
+            <w:r>
+              <w:rPr>
+                <w:color w:val="1C3A36"/>
+                <w:sz w:val="14"/>
+              </w:rPr>
+              <w:t>Weight, relative lens</w:t>
+            </w:r>
+          </w:p>
+        </w:tc>
+        <w:tc>
+          <w:tcPr>
+            <w:tcW w:type="dxa" w:w="1210"/>
+          </w:tcPr>
+          <w:p>
+            <w:pPr>
+              <w:spacing w:after="20"/>
+            </w:pPr>
+            <w:r>
+              <w:rPr>
+                <w:color w:val="1C3A36"/>
+                <w:sz w:val="14"/>
+              </w:rPr>
+              <w:t>2026-08-06</w:t>
+            </w:r>
+          </w:p>
+        </w:tc>
+      </w:tr>
+      <w:tr>
+        <w:tc>
+          <w:tcPr>
+            <w:tcW w:type="dxa" w:w="432"/>
+          </w:tcPr>
+          <w:p>
+            <w:pPr>
+              <w:spacing w:after="20"/>
+            </w:pPr>
+            <w:r>
+              <w:rPr>
+                <w:color w:val="1C3A36"/>
+                <w:sz w:val="14"/>
+              </w:rPr>
+              <w:t>95</w:t>
+            </w:r>
+          </w:p>
+        </w:tc>
+        <w:tc>
+          <w:tcPr>
+            <w:tcW w:type="dxa" w:w="2448"/>
+          </w:tcPr>
+          <w:p>
+            <w:pPr>
+              <w:spacing w:after="20"/>
+            </w:pPr>
+            <w:r>
+              <w:rPr>
+                <w:color w:val="1C3A36"/>
+                <w:sz w:val="14"/>
+              </w:rPr>
+              <w:t>wc_pct_drev</w:t>
+            </w:r>
+          </w:p>
+        </w:tc>
+        <w:tc>
+          <w:tcPr>
+            <w:tcW w:type="dxa" w:w="1325"/>
+          </w:tcPr>
+          <w:p>
+            <w:pPr>
+              <w:spacing w:after="20"/>
+            </w:pPr>
+            <w:r>
+              <w:rPr>
+                <w:color w:val="1C3A36"/>
+                <w:sz w:val="14"/>
+              </w:rPr>
+              <w:t>0.08</w:t>
+            </w:r>
+          </w:p>
+        </w:tc>
+        <w:tc>
+          <w:tcPr>
+            <w:tcW w:type="dxa" w:w="1066"/>
+          </w:tcPr>
+          <w:p>
+            <w:pPr>
+              <w:spacing w:after="20"/>
+            </w:pPr>
+            <w:r>
+              <w:rPr>
+                <w:color w:val="1C3A36"/>
+                <w:sz w:val="14"/>
+              </w:rPr>
+              <w:t>House</w:t>
+            </w:r>
+          </w:p>
+        </w:tc>
+        <w:tc>
+          <w:tcPr>
+            <w:tcW w:type="dxa" w:w="7171"/>
+          </w:tcPr>
+          <w:p>
+            <w:pPr>
+              <w:spacing w:after="20"/>
+            </w:pPr>
+            <w:r>
+              <w:rPr>
+                <w:color w:val="1C3A36"/>
+                <w:sz w:val="14"/>
+              </w:rPr>
+              <w:t>Change in working capital over change in revenue</w:t>
+            </w:r>
+          </w:p>
+        </w:tc>
+        <w:tc>
+          <w:tcPr>
+            <w:tcW w:type="dxa" w:w="1210"/>
+          </w:tcPr>
+          <w:p>
+            <w:pPr>
+              <w:spacing w:after="20"/>
+            </w:pPr>
+            <w:r>
+              <w:rPr>
+                <w:color w:val="1C3A36"/>
+                <w:sz w:val="14"/>
+              </w:rPr>
+              <w:t>2026-08-06</w:t>
+            </w:r>
+          </w:p>
+        </w:tc>
+      </w:tr>
+      <w:tr>
+        <w:tc>
+          <w:tcPr>
+            <w:tcW w:type="dxa" w:w="432"/>
+          </w:tcPr>
+          <w:p>
+            <w:pPr>
+              <w:spacing w:after="20"/>
+            </w:pPr>
+            <w:r>
+              <w:rPr>
+                <w:color w:val="1C3A36"/>
+                <w:sz w:val="14"/>
+              </w:rPr>
+              <w:t>96</w:t>
             </w:r>
           </w:p>
         </w:tc>
